--- a/zaini_case_audit_output/outputs/word/documents/093_مرفق 6 ـ مذكرة أبو راشد ـ 15-03-1443.docx
+++ b/zaini_case_audit_output/outputs/word/documents/093_مرفق 6 ـ مذكرة أبو راشد ـ 15-03-1443.docx
@@ -53,6 +53,20 @@
         <w:t>[مخرج آلي / Script Output - سماوي]  [مخرج آلي يحتاج مراجعة بشرية - وردي]</w:t>
       </w:r>
     </w:p>
+    <w:p>
+      <w:pPr>
+        <w:jc w:val="right"/>
+        <w:bidi/>
+      </w:pPr>
+      <w:r>
+        <w:rPr>
+          <w:b w:val="0"/>
+          <w:i/>
+          <w:color w:val="C00000"/>
+        </w:rPr>
+        <w:t>[نص ممسوح OCR صُحِّح ترتيبه آلياً — قد يحتوي أخطاء طفيفة]</w:t>
+      </w:r>
+    </w:p>
     <w:p/>
     <w:p>
       <w:pPr>
@@ -64,7 +78,7 @@
           <w:b w:val="0"/>
           <w:i w:val="0"/>
         </w:rPr>
-        <w:t>مكتب المحامي</w:t>
+        <w:t>يماحملا بتكم</w:t>
       </w:r>
     </w:p>
     <w:p>
@@ -77,7 +91,7 @@
           <w:b w:val="0"/>
           <w:i w:val="0"/>
         </w:rPr>
-        <w:t>خالد سامي أبو راشد</w:t>
+        <w:t>دشار وبأ يماس دلاخ</w:t>
       </w:r>
     </w:p>
     <w:p>
@@ -90,7 +104,7 @@
           <w:b w:val="0"/>
           <w:i w:val="0"/>
         </w:rPr>
-        <w:t>للإستشارات القانونية والمحاماة ترخيص رقم (٢٣/١٤٠) وزارة العدل الرقم الضريبي: ٣١٠٠٤١٤٩٩٤٠٠٠٠٣</w:t>
+        <w:t>٣١٠٠٤١٤٩٩٤٠٠٠٠٣ :يبيرضلا مقرلا لدعلا ةرازو (٢٣/١٤٠) مقر صيخرت ةاماحملاو ةينوناقلا تاراشتسإلل</w:t>
       </w:r>
     </w:p>
     <w:p>
@@ -220,7 +234,7 @@
           <w:b w:val="0"/>
           <w:i w:val="0"/>
         </w:rPr>
-        <w:t>الموافق</w:t>
+        <w:t>قفاوملا</w:t>
       </w:r>
     </w:p>
     <w:p>
@@ -259,7 +273,7 @@
           <w:b w:val="0"/>
           <w:i w:val="0"/>
         </w:rPr>
-        <w:t>سعادة الأستاذ / أحمد بن أسامة زيني - المدير العام ( القضايا الشخصية )</w:t>
+        <w:t>( ةيصخشلا اياضقلا ) ماعلا ريدملا - ينيز ةماسأ نب دمحأ / ذاتسألا ةداعس</w:t>
       </w:r>
     </w:p>
     <w:p>
@@ -272,7 +286,7 @@
           <w:b w:val="0"/>
           <w:i w:val="0"/>
         </w:rPr>
-        <w:t>.. صورة لسعادة المستشار القانوني الأستاذ / طاهر خير الدين – مدير الإدارة القانونية .. صورة لسعادة الأستاذ / أنور باحميشان - مساعد المدير للشؤون القانونية</w:t>
+        <w:t>ةينوناقلا نوؤشلل ريدملا دعاسم - ناشيمحاب رونأ / ذاتسألا ةداعسل ةروص .. ةينوناقلا ةرادإلا ريدم – نيدلا ريخ رهاط / ذاتسألا ينوناقلا راشتسملا ةداعسل ةروص ..</w:t>
       </w:r>
     </w:p>
     <w:p>
@@ -402,7 +416,7 @@
           <w:b w:val="0"/>
           <w:i w:val="0"/>
         </w:rPr>
-        <w:t>خالد</w:t>
+        <w:t>دلاخ</w:t>
       </w:r>
     </w:p>
     <w:p>
@@ -415,7 +429,7 @@
           <w:b w:val="0"/>
           <w:i w:val="0"/>
         </w:rPr>
-        <w:t>المحامي</w:t>
+        <w:t>يماحملا</w:t>
       </w:r>
     </w:p>
     <w:p>
@@ -441,7 +455,7 @@
           <w:b w:val="0"/>
           <w:i w:val="0"/>
         </w:rPr>
-        <w:t>عضو معهد المحكمين الدوليين بلندن - محكم معتمد لدى مركز التحكيم لدول مجلس التعاون محكم معتمد لدى وزارة العدل السعودية - أستاذ متعاون بجامعة الملك عبد العزيز (سابقاً)</w:t>
+        <w:t>(ًاقباس) زيزعلا دبع كلملا ةعماجب نواعتم ذاتسأ - ةيدوعسلا لدعلا ةرازو ىدل دمتعم مكحم نواعتلا سلجم لودل ميكحتلا زكرم ىدل دمتعم مكحم - ندنلب نييلودلا نيمكحملا دهعم وضع</w:t>
       </w:r>
     </w:p>
     <w:p>
@@ -454,7 +468,7 @@
           <w:b w:val="0"/>
           <w:i w:val="0"/>
         </w:rPr>
-        <w:t>المملكة العربية السعودية - جدة - شارع صفية بنت عبد المطلب - هاتف: ١٦٥٥٤٧٧٧ / ٦٥٥٠٣٠٣ - فاكس: ٦٥٥۰۷۰۷ - ص.ب ٤٠٥٩٨ جدة ٢١٥١١</w:t>
+        <w:t>٢١٥١١ ةدج ٤٠٥٩٨ ب.ص - ۷۰۷۰٦٥٥ :سكاف - ٦٥٥٠٣٠٣ / ١٦٥٥٤٧٧٧ :فتاه - بلطملا دبع تنب ةيفص عراش - ةدج - ةيدوعسلا ةيبرعلا ةكلمملا</w:t>
       </w:r>
     </w:p>
     <w:p>
@@ -480,7 +494,7 @@
           <w:b w:val="0"/>
           <w:i w:val="0"/>
         </w:rPr>
-        <w:t>مكتب المحامي</w:t>
+        <w:t>يماحملا بتكم</w:t>
       </w:r>
     </w:p>
     <w:p>
@@ -493,7 +507,7 @@
           <w:b w:val="0"/>
           <w:i w:val="0"/>
         </w:rPr>
-        <w:t>خالد سامي أبو راشد</w:t>
+        <w:t>دشار وبأ يماس دلاخ</w:t>
       </w:r>
     </w:p>
     <w:p>
@@ -506,7 +520,7 @@
           <w:b w:val="0"/>
           <w:i w:val="0"/>
         </w:rPr>
-        <w:t>للإستشارات القانونية والمحاماة ترخيص رقم ( ٢٣/١٤٠) وزارة العدل الرقم الضريبي: ٣١٠٠٤١٤٩٩٤٠٠٠٠٣</w:t>
+        <w:t>٣١٠٠٤١٤٩٩٤٠٠٠٠٣ :يبيرضلا مقرلا لدعلا ةرازو (٢٣/١٤٠ ) مقر صيخرت ةاماحملاو ةينوناقلا تاراشتسإلل</w:t>
       </w:r>
     </w:p>
     <w:p>
@@ -649,7 +663,7 @@
           <w:b w:val="0"/>
           <w:i w:val="0"/>
         </w:rPr>
-        <w:t>الموافق</w:t>
+        <w:t>قفاوملا</w:t>
       </w:r>
     </w:p>
     <w:p>
@@ -805,7 +819,7 @@
           <w:b w:val="0"/>
           <w:i w:val="0"/>
         </w:rPr>
-        <w:t>العامة حيث أن موضوع الدعوى هو الإدعاء بقيام موكلنا باستغلال الوكالة</w:t>
+        <w:t>ةلاكولا لالغتساب انلكوم مايقب ءاعدإلا وه ىوعدلا عوضوم نأ ثيح ةماعلا</w:t>
       </w:r>
     </w:p>
     <w:p>
@@ -831,7 +845,7 @@
           <w:b w:val="0"/>
           <w:i w:val="0"/>
         </w:rPr>
-        <w:t>إختصاص المحاكم التجارية وفقاً لأحكام المادة (١٦) من نظام المحاكم التجارية .</w:t>
+        <w:t>. ةيراجتلا مكاحملا ماظن نم (١٦) ةداملا ماكحأل ًاقفو ةيراجتلا مكاحملا صاصتخإ</w:t>
       </w:r>
     </w:p>
     <w:p>
@@ -857,7 +871,7 @@
           <w:b w:val="0"/>
           <w:i w:val="0"/>
         </w:rPr>
-        <w:t>المملكة العربية السعودية - جدة - شارع صفية بنت عبد المطلب - هاتف: ٦٥٥٠٣٠٣/٦٥٥٤٧٧٧ - فاكس: ٦٥٥٠٧٠٧ - ص.ب ٤٠٥٩٨ جدة ٢١٥١١</w:t>
+        <w:t>٢١٥١١ ةدج ٤٠٥٩٨ ب.ص - ٦٥٥٠٧٠٧ :سكاف - ٦٥٥٠٣٠٣/٦٥٥٤٧٧٧ :فتاه - بلطملا دبع تنب ةيفص عراش - ةدج - ةيدوعسلا ةيبرعلا ةكلمملا</w:t>
       </w:r>
     </w:p>
     <w:p>
@@ -974,7 +988,7 @@
           <w:b w:val="0"/>
           <w:i w:val="0"/>
         </w:rPr>
-        <w:t>مكتب المحامي</w:t>
+        <w:t>يماحملا بتكم</w:t>
       </w:r>
     </w:p>
     <w:p>
@@ -987,7 +1001,7 @@
           <w:b w:val="0"/>
           <w:i w:val="0"/>
         </w:rPr>
-        <w:t>خالد سامي أبو راشد</w:t>
+        <w:t>دشار وبأ يماس دلاخ</w:t>
       </w:r>
     </w:p>
     <w:p>
@@ -1000,7 +1014,7 @@
           <w:b w:val="0"/>
           <w:i w:val="0"/>
         </w:rPr>
-        <w:t>للإستشارات القانونية والمحاماة</w:t>
+        <w:t>ةاماحملاو ةينوناقلا تاراشتسإلل</w:t>
       </w:r>
     </w:p>
     <w:p>
@@ -1026,7 +1040,7 @@
           <w:b w:val="0"/>
           <w:i w:val="0"/>
         </w:rPr>
-        <w:t>ثالثاً :</w:t>
+        <w:t>: ًاثلاث</w:t>
       </w:r>
     </w:p>
     <w:p>
@@ -1065,7 +1079,7 @@
           <w:b w:val="0"/>
           <w:i w:val="0"/>
         </w:rPr>
-        <w:t>المدعي أقام دعوى غير صحيحة شكلاً وموضوعاً ويخلط الدعاوى ببعضها البعض وبالرجوع الى ادعاءاته ندحضها وفقاً لما هو آت :</w:t>
+        <w:t>: تآ وه امل ًاقفو اهضحدن هتاءاعدا ىلا عوجرلابو ضعبلا اهضعبب ىواعدلا طلخيو ًاعوضومو ًالكش ةحيحص ريغ ىوعد ماقأ يعدملا</w:t>
       </w:r>
     </w:p>
     <w:p>
@@ -1130,7 +1144,7 @@
           <w:b w:val="0"/>
           <w:i w:val="0"/>
         </w:rPr>
-        <w:t>مكتب المحامي</w:t>
+        <w:t>يماحملا بتكم</w:t>
       </w:r>
     </w:p>
     <w:p>
@@ -1143,7 +1157,7 @@
           <w:b w:val="0"/>
           <w:i w:val="0"/>
         </w:rPr>
-        <w:t>خالد سامي أبو راشد</w:t>
+        <w:t>دشار وبأ يماس دلاخ</w:t>
       </w:r>
     </w:p>
     <w:p>
@@ -1156,7 +1170,7 @@
           <w:b w:val="0"/>
           <w:i w:val="0"/>
         </w:rPr>
-        <w:t>للإستشارات القانونية والمحاماة</w:t>
+        <w:t>ةاماحملاو ةينوناقلا تاراشتسإلل</w:t>
       </w:r>
     </w:p>
     <w:p>
@@ -1234,7 +1248,7 @@
           <w:b w:val="0"/>
           <w:i w:val="0"/>
         </w:rPr>
-        <w:t>برقم (٤۲۱۱۱٧٢٥١) لدى محكمة الاحوال الشخصية بجدة ومحدد لها جلسة</w:t>
+        <w:t>ةسلج اهل ددحمو ةدجب ةيصخشلا لاوحالا ةمكحم ىدل (٧٢٥١۱۱۱۲٤) مقرب</w:t>
       </w:r>
     </w:p>
     <w:p>
@@ -1260,7 +1274,7 @@
           <w:b w:val="0"/>
           <w:i w:val="0"/>
         </w:rPr>
-        <w:t>(٤٢١١٠٩١٥٧) لدى محكمة الاحوال الشخصية بجدة ومحدد لها جلسة</w:t>
+        <w:t>ةسلج اهل ددحمو ةدجب ةيصخشلا لاوحالا ةمكحم ىدل (٤٢١١٠٩١٥٧)</w:t>
       </w:r>
     </w:p>
     <w:p>
@@ -1312,7 +1326,7 @@
           <w:b w:val="0"/>
           <w:i w:val="0"/>
         </w:rPr>
-        <w:t>قبل الطرف المشتري الشريك الجديد في الشركة ويعتبر</w:t>
+        <w:t>ربتعيو ةكرشلا يف ديدجلا كيرشلا يرتشملا فرطلا لبق</w:t>
       </w:r>
     </w:p>
     <w:p>
@@ -1325,7 +1339,7 @@
           <w:b w:val="0"/>
           <w:i w:val="0"/>
         </w:rPr>
-        <w:t>توقيعه بمثابة مخالصة تامة ونهائية وابراء الذمة الطرف</w:t>
+        <w:t>فرطلا ةمذلا ءارباو ةيئاهنو ةمات ةصلاخم ةباثمب هعيقوت</w:t>
       </w:r>
     </w:p>
     <w:p>
@@ -1351,7 +1365,7 @@
           <w:b w:val="0"/>
           <w:i w:val="0"/>
         </w:rPr>
-        <w:t>مكتب المحامي</w:t>
+        <w:t>يماحملا بتكم</w:t>
       </w:r>
     </w:p>
     <w:p>
@@ -1364,7 +1378,7 @@
           <w:b w:val="0"/>
           <w:i w:val="0"/>
         </w:rPr>
-        <w:t>خالد سامي أبو راشد</w:t>
+        <w:t>دشار وبأ يماس دلاخ</w:t>
       </w:r>
     </w:p>
     <w:p>
@@ -1377,7 +1391,7 @@
           <w:b w:val="0"/>
           <w:i w:val="0"/>
         </w:rPr>
-        <w:t>للإستشارات القانونية والمحاماة</w:t>
+        <w:t>ةاماحملاو ةينوناقلا تاراشتسإلل</w:t>
       </w:r>
     </w:p>
     <w:p>
@@ -1468,7 +1482,7 @@
           <w:b w:val="0"/>
           <w:i w:val="0"/>
         </w:rPr>
-        <w:t>موكلنا التالية :</w:t>
+        <w:t>: ةيلاتلا انلكوم</w:t>
       </w:r>
     </w:p>
     <w:p>
@@ -1494,7 +1508,7 @@
           <w:b w:val="0"/>
           <w:i w:val="0"/>
         </w:rPr>
-        <w:t>والمبررات المشار إليها أعلاه والمؤيدة بالبينات</w:t>
+        <w:t>تانيبلاب ةديؤملاو هالعأ اهيلإ راشملا تارربملاو</w:t>
       </w:r>
     </w:p>
     <w:p>
@@ -1546,7 +1560,7 @@
           <w:b w:val="0"/>
           <w:i w:val="0"/>
         </w:rPr>
-        <w:t>وفق الله فضيلتكم لإحقاق الحق وسدد خطاكم .</w:t>
+        <w:t>. مكاطخ ددسو قحلا قاقحإل مكتليضف هللا قفو</w:t>
       </w:r>
     </w:p>
     <w:p>
@@ -1598,7 +1612,7 @@
           <w:b w:val="0"/>
           <w:i w:val="0"/>
         </w:rPr>
-        <w:t>خالد</w:t>
+        <w:t>دلاخ</w:t>
       </w:r>
     </w:p>
     <w:p>
@@ -1611,7 +1625,7 @@
           <w:b w:val="0"/>
           <w:i w:val="0"/>
         </w:rPr>
-        <w:t>امي أبو راشـــــد</w:t>
+        <w:t>دـــــشار وبأ يما</w:t>
       </w:r>
     </w:p>
     <w:p>
@@ -1624,7 +1638,7 @@
           <w:b w:val="0"/>
           <w:i w:val="0"/>
         </w:rPr>
-        <w:t>عضو معهد المحكمين الدوليين بلندن - محكم معتمد لدى مركز التحكيم لدول مجلس التعاون الخليجي محكم معتمد لدى وزارة العدل السعودية - أستاذ متعاون بجامعة الملك عبد العزيز (سابقاً )</w:t>
+        <w:t>( ًاقباس) زيزعلا دبع كلملا ةعماجب نواعتم ذاتسأ - ةيدوعسلا لدعلا ةرازو ىدل دمتعم مكحم يجيلخلا نواعتلا سلجم لودل ميكحتلا زكرم ىدل دمتعم مكحم - ندنلب نييلودلا نيمكحملا دهعم وضع</w:t>
       </w:r>
     </w:p>
     <w:sectPr>

--- a/zaini_case_audit_output/outputs/word/documents/093_مرفق 6 ـ مذكرة أبو راشد ـ 15-03-1443.docx
+++ b/zaini_case_audit_output/outputs/word/documents/093_مرفق 6 ـ مذكرة أبو راشد ـ 15-03-1443.docx
@@ -70,6 +70,909 @@
     <w:p/>
     <w:p>
       <w:pPr>
+        <w:pStyle w:val="Heading2"/>
+        <w:jc w:val="right"/>
+        <w:bidi/>
+      </w:pPr>
+      <w:r>
+        <w:t>[نص الضبط / الحكم — المتن الفعلي] ===</w:t>
+        <w:br/>
+        <w:t>يماحملا بتكم</w:t>
+      </w:r>
+    </w:p>
+    <w:p>
+      <w:pPr>
+        <w:jc w:val="right"/>
+        <w:bidi/>
+      </w:pPr>
+      <w:r>
+        <w:rPr>
+          <w:b w:val="0"/>
+          <w:i w:val="0"/>
+        </w:rPr>
+        <w:t>دشار وبأ يماس دلاخ</w:t>
+      </w:r>
+    </w:p>
+    <w:p>
+      <w:pPr>
+        <w:jc w:val="right"/>
+        <w:bidi/>
+      </w:pPr>
+      <w:r>
+        <w:rPr>
+          <w:b w:val="0"/>
+          <w:i w:val="0"/>
+        </w:rPr>
+        <w:t>٣١٠٠٤١٤٩٩٤٠٠٠٠٣ :يبيرضلا مقرلا لدعلا ةرازو (٢٣/١٤٠) مقر صيخرت ةاماحملاو ةينوناقلا تاراشتسإلل</w:t>
+      </w:r>
+    </w:p>
+    <w:p>
+      <w:pPr>
+        <w:jc w:val="right"/>
+        <w:bidi/>
+      </w:pPr>
+      <w:r>
+        <w:rPr>
+          <w:b w:val="0"/>
+          <w:i w:val="0"/>
+        </w:rPr>
+        <w:t>بسم</w:t>
+      </w:r>
+    </w:p>
+    <w:p>
+      <w:pPr>
+        <w:jc w:val="right"/>
+        <w:bidi/>
+      </w:pPr>
+      <w:r>
+        <w:rPr>
+          <w:b w:val="0"/>
+          <w:i w:val="0"/>
+        </w:rPr>
+        <w:t>الله الرحمن الرحيم</w:t>
+      </w:r>
+    </w:p>
+    <w:p>
+      <w:pPr>
+        <w:jc w:val="right"/>
+        <w:bidi/>
+      </w:pPr>
+      <w:r>
+        <w:rPr>
+          <w:b w:val="0"/>
+          <w:i w:val="0"/>
+        </w:rPr>
+        <w:t>Law office of</w:t>
+      </w:r>
+    </w:p>
+    <w:p>
+      <w:pPr>
+        <w:jc w:val="right"/>
+        <w:bidi/>
+      </w:pPr>
+      <w:r>
+        <w:rPr>
+          <w:b w:val="0"/>
+          <w:i w:val="0"/>
+        </w:rPr>
+        <w:t>Khalid Sami Abu Rashed</w:t>
+      </w:r>
+    </w:p>
+    <w:p>
+      <w:pPr>
+        <w:jc w:val="right"/>
+        <w:bidi/>
+      </w:pPr>
+      <w:r>
+        <w:rPr>
+          <w:b w:val="0"/>
+          <w:i w:val="0"/>
+        </w:rPr>
+        <w:t>Legal Consultancy and Legal Profession License No. (23/140) Ministry of Justice</w:t>
+      </w:r>
+    </w:p>
+    <w:p>
+      <w:pPr>
+        <w:jc w:val="right"/>
+        <w:bidi/>
+      </w:pPr>
+      <w:r>
+        <w:rPr>
+          <w:b w:val="0"/>
+          <w:i w:val="0"/>
+        </w:rPr>
+        <w:t>VAT No.: 310041499400003</w:t>
+      </w:r>
+    </w:p>
+    <w:p>
+      <w:pPr>
+        <w:jc w:val="right"/>
+        <w:bidi/>
+      </w:pPr>
+      <w:r>
+        <w:rPr>
+          <w:b w:val="0"/>
+          <w:i w:val="0"/>
+        </w:rPr>
+        <w:t>الرقم ٢١/١٨٦٥</w:t>
+      </w:r>
+    </w:p>
+    <w:p>
+      <w:pPr>
+        <w:jc w:val="right"/>
+        <w:bidi/>
+      </w:pPr>
+      <w:r>
+        <w:rPr>
+          <w:b w:val="0"/>
+          <w:i w:val="0"/>
+        </w:rPr>
+        <w:t>التاريخ</w:t>
+      </w:r>
+    </w:p>
+    <w:p>
+      <w:pPr>
+        <w:jc w:val="right"/>
+        <w:bidi/>
+      </w:pPr>
+      <w:r>
+        <w:rPr>
+          <w:b w:val="0"/>
+          <w:i w:val="0"/>
+        </w:rPr>
+        <w:t>٢٦ / ٢٠٢١/١٠م</w:t>
+      </w:r>
+    </w:p>
+    <w:p>
+      <w:pPr>
+        <w:jc w:val="right"/>
+        <w:bidi/>
+      </w:pPr>
+      <w:r>
+        <w:rPr>
+          <w:b w:val="0"/>
+          <w:i w:val="0"/>
+        </w:rPr>
+        <w:t>قفاوملا</w:t>
+      </w:r>
+    </w:p>
+    <w:p>
+      <w:pPr>
+        <w:jc w:val="right"/>
+        <w:bidi/>
+      </w:pPr>
+      <w:r>
+        <w:rPr>
+          <w:b w:val="0"/>
+          <w:i w:val="0"/>
+        </w:rPr>
+        <w:t>۲۰</w:t>
+      </w:r>
+    </w:p>
+    <w:p>
+      <w:pPr>
+        <w:jc w:val="right"/>
+        <w:bidi/>
+      </w:pPr>
+      <w:r>
+        <w:rPr>
+          <w:b w:val="0"/>
+          <w:i w:val="0"/>
+        </w:rPr>
+        <w:t>١٤٤٣/٠٣هـ</w:t>
+      </w:r>
+    </w:p>
+    <w:p>
+      <w:pPr>
+        <w:jc w:val="right"/>
+        <w:bidi/>
+      </w:pPr>
+      <w:r>
+        <w:rPr>
+          <w:b w:val="0"/>
+          <w:i w:val="0"/>
+        </w:rPr>
+        <w:t>( ةيصخشلا اياضقلا ) ماعلا ريدملا - ينيز ةماسأ نب دمحأ / ذاتسألا ةداعس</w:t>
+      </w:r>
+    </w:p>
+    <w:p>
+      <w:pPr>
+        <w:jc w:val="right"/>
+        <w:bidi/>
+      </w:pPr>
+      <w:r>
+        <w:rPr>
+          <w:b w:val="0"/>
+          <w:i w:val="0"/>
+        </w:rPr>
+        <w:t>ةينوناقلا نوؤشلل ريدملا دعاسم - ناشيمحاب رونأ / ذاتسألا ةداعسل ةروص .. ةينوناقلا ةرادإلا ريدم – نيدلا ريخ رهاط / ذاتسألا ينوناقلا راشتسملا ةداعسل ةروص ..</w:t>
+      </w:r>
+    </w:p>
+    <w:p>
+      <w:pPr>
+        <w:jc w:val="right"/>
+        <w:bidi/>
+      </w:pPr>
+      <w:r>
+        <w:rPr>
+          <w:b w:val="0"/>
+          <w:i w:val="0"/>
+        </w:rPr>
+        <w:t>السلام عليكم ورحمة الله تعالى وبركاته</w:t>
+      </w:r>
+    </w:p>
+    <w:p>
+      <w:pPr>
+        <w:jc w:val="right"/>
+        <w:bidi/>
+      </w:pPr>
+      <w:r>
+        <w:rPr>
+          <w:b w:val="0"/>
+          <w:i w:val="0"/>
+        </w:rPr>
+        <w:t>السلام عليكم ورحمة الله تعالى وبركاته</w:t>
+      </w:r>
+    </w:p>
+    <w:p>
+      <w:pPr>
+        <w:jc w:val="right"/>
+        <w:bidi/>
+      </w:pPr>
+      <w:r>
+        <w:rPr>
+          <w:b w:val="0"/>
+          <w:i w:val="0"/>
+        </w:rPr>
+        <w:t>حفظه الله</w:t>
+      </w:r>
+    </w:p>
+    <w:p>
+      <w:pPr>
+        <w:jc w:val="right"/>
+        <w:bidi/>
+      </w:pPr>
+      <w:r>
+        <w:rPr>
+          <w:b w:val="0"/>
+          <w:i w:val="0"/>
+        </w:rPr>
+        <w:t>حفظه الله</w:t>
+      </w:r>
+    </w:p>
+    <w:p>
+      <w:pPr>
+        <w:jc w:val="right"/>
+        <w:bidi/>
+      </w:pPr>
+      <w:r>
+        <w:rPr>
+          <w:b w:val="0"/>
+          <w:i w:val="0"/>
+        </w:rPr>
+        <w:t>حفظه الله</w:t>
+      </w:r>
+    </w:p>
+    <w:p>
+      <w:pPr>
+        <w:jc w:val="right"/>
+        <w:bidi/>
+      </w:pPr>
+      <w:r>
+        <w:rPr>
+          <w:b w:val="0"/>
+          <w:i w:val="0"/>
+        </w:rPr>
+        <w:t>الموضوع : وقائع جلسة يوم الثلاثاء ١٤٤٣/٠٣/٢٠هـ الموافق ٢٠٢١/١٠/٢٦م في الدعوى رقم (٤٢٨٢٤٧١٧) المقامة من قبل عدنان أحمد زيني ضد السيد / أسامة أحمد زيني والمنظورة لدى الدائرة الاولى بالمحكمة التجارية بجدة</w:t>
+      </w:r>
+    </w:p>
+    <w:p>
+      <w:pPr>
+        <w:jc w:val="right"/>
+        <w:bidi/>
+      </w:pPr>
+      <w:r>
+        <w:rPr>
+          <w:b w:val="0"/>
+          <w:i w:val="0"/>
+        </w:rPr>
+        <w:t>إشارة إلى الموضوع أعلاه ، نحيطكم علما بحضور الجلسة وحضور وكيل المدعي حيث قدمنا مذكرتنا الجوابية ( مرفق صورتها ) وبعد إطلاع وكيل المدعي عليها طلب الإمهال للرد ، بناء عليه قررت الدائرة تأجيل الجلسة ليوم الثلاثاء ١٤٤٣/٠٤/٠٤هـ الموافق ۲۰۲۱/۱۱/۰۹م الساعة ( ١١:٤٠ ) صباحًا ، وذلك لتقديم وكيل المدعي مذكرته الجوابية عبر نظام ناجز أو إيميل الدائرة خلال (۳) أيام ثم نقوم بالرد على مذكرة المدعي خلال (۳) أيام التي تلي رد المدعي ، لذا نأمل التكرم بالعلم والإحاطة</w:t>
+      </w:r>
+    </w:p>
+    <w:p>
+      <w:pPr>
+        <w:jc w:val="right"/>
+        <w:bidi/>
+      </w:pPr>
+      <w:r>
+        <w:rPr>
+          <w:b w:val="0"/>
+          <w:i w:val="0"/>
+        </w:rPr>
+        <w:t>وتفضلوا بقبول فائق الامتنان والتقدير</w:t>
+      </w:r>
+    </w:p>
+    <w:p>
+      <w:pPr>
+        <w:jc w:val="right"/>
+        <w:bidi/>
+      </w:pPr>
+      <w:r>
+        <w:rPr>
+          <w:b w:val="0"/>
+          <w:i w:val="0"/>
+        </w:rPr>
+        <w:t>والسلام عليكم ورحمة الله تعالى وبركاته</w:t>
+      </w:r>
+    </w:p>
+    <w:p>
+      <w:pPr>
+        <w:jc w:val="right"/>
+        <w:bidi/>
+      </w:pPr>
+      <w:r>
+        <w:rPr>
+          <w:b w:val="0"/>
+          <w:i w:val="0"/>
+        </w:rPr>
+        <w:t>دلاخ</w:t>
+      </w:r>
+    </w:p>
+    <w:p>
+      <w:pPr>
+        <w:jc w:val="right"/>
+        <w:bidi/>
+      </w:pPr>
+      <w:r>
+        <w:rPr>
+          <w:b w:val="0"/>
+          <w:i w:val="0"/>
+        </w:rPr>
+        <w:t>يماحملا</w:t>
+      </w:r>
+    </w:p>
+    <w:p>
+      <w:pPr>
+        <w:jc w:val="right"/>
+        <w:bidi/>
+      </w:pPr>
+      <w:r>
+        <w:rPr>
+          <w:b w:val="0"/>
+          <w:i w:val="0"/>
+        </w:rPr>
+        <w:t>ليجي</w:t>
+      </w:r>
+    </w:p>
+    <w:p>
+      <w:pPr>
+        <w:jc w:val="right"/>
+        <w:bidi/>
+      </w:pPr>
+      <w:r>
+        <w:rPr>
+          <w:b w:val="0"/>
+          <w:i w:val="0"/>
+        </w:rPr>
+        <w:t>(ًاقباس) زيزعلا دبع كلملا ةعماجب نواعتم ذاتسأ - ةيدوعسلا لدعلا ةرازو ىدل دمتعم مكحم نواعتلا سلجم لودل ميكحتلا زكرم ىدل دمتعم مكحم - ندنلب نييلودلا نيمكحملا دهعم وضع</w:t>
+      </w:r>
+    </w:p>
+    <w:p>
+      <w:pPr>
+        <w:jc w:val="right"/>
+        <w:bidi/>
+      </w:pPr>
+      <w:r>
+        <w:rPr>
+          <w:b w:val="0"/>
+          <w:i w:val="0"/>
+        </w:rPr>
+        <w:t>٢١٥١١ ةدج ٤٠٥٩٨ ب.ص - ۷۰۷۰٦٥٥ :سكاف - ٦٥٥٠٣٠٣ / ١٦٥٥٤٧٧٧ :فتاه - بلطملا دبع تنب ةيفص عراش - ةدج - ةيدوعسلا ةيبرعلا ةكلمملا</w:t>
+      </w:r>
+    </w:p>
+    <w:p>
+      <w:pPr>
+        <w:pStyle w:val="Heading2"/>
+        <w:jc w:val="right"/>
+        <w:bidi/>
+      </w:pPr>
+      <w:r>
+        <w:t>[ترويسة / كليشة وزارة العدل — معلومات رسمية متكررة] ===</w:t>
+        <w:br/>
+        <w:t>K.S.A Jeddah, Safia Bint Abdulmutalib Street - Tel.: 6554777/6550303 - Fax: 6550707 P.O.Box: 40598 Jeddah 21511 E-mail: info@aburashed.org - www.aburashed.org</w:t>
+      </w:r>
+    </w:p>
+    <w:p>
+      <w:pPr>
+        <w:pStyle w:val="Heading2"/>
+        <w:jc w:val="right"/>
+        <w:bidi/>
+      </w:pPr>
+      <w:r>
+        <w:t>[نص الضبط / الحكم — المتن الفعلي] ===</w:t>
+        <w:br/>
+        <w:t>يماحملا بتكم</w:t>
+      </w:r>
+    </w:p>
+    <w:p>
+      <w:pPr>
+        <w:jc w:val="right"/>
+        <w:bidi/>
+      </w:pPr>
+      <w:r>
+        <w:rPr>
+          <w:b w:val="0"/>
+          <w:i w:val="0"/>
+        </w:rPr>
+        <w:t>دشار وبأ يماس دلاخ</w:t>
+      </w:r>
+    </w:p>
+    <w:p>
+      <w:pPr>
+        <w:jc w:val="right"/>
+        <w:bidi/>
+      </w:pPr>
+      <w:r>
+        <w:rPr>
+          <w:b w:val="0"/>
+          <w:i w:val="0"/>
+        </w:rPr>
+        <w:t>٣١٠٠٤١٤٩٩٤٠٠٠٠٣ :يبيرضلا مقرلا لدعلا ةرازو (٢٣/١٤٠ ) مقر صيخرت ةاماحملاو ةينوناقلا تاراشتسإلل</w:t>
+      </w:r>
+    </w:p>
+    <w:p>
+      <w:pPr>
+        <w:jc w:val="right"/>
+        <w:bidi/>
+      </w:pPr>
+      <w:r>
+        <w:rPr>
+          <w:b w:val="0"/>
+          <w:i w:val="0"/>
+        </w:rPr>
+        <w:t>Law office of</w:t>
+      </w:r>
+    </w:p>
+    <w:p>
+      <w:pPr>
+        <w:jc w:val="right"/>
+        <w:bidi/>
+      </w:pPr>
+      <w:r>
+        <w:rPr>
+          <w:b w:val="0"/>
+          <w:i w:val="0"/>
+        </w:rPr>
+        <w:t>Khalid Sami Abu Rashed</w:t>
+      </w:r>
+    </w:p>
+    <w:p>
+      <w:pPr>
+        <w:jc w:val="right"/>
+        <w:bidi/>
+      </w:pPr>
+      <w:r>
+        <w:rPr>
+          <w:b w:val="0"/>
+          <w:i w:val="0"/>
+        </w:rPr>
+        <w:t>Legal Consultancy and Legal Profession</w:t>
+      </w:r>
+    </w:p>
+    <w:p>
+      <w:pPr>
+        <w:jc w:val="right"/>
+        <w:bidi/>
+      </w:pPr>
+      <w:r>
+        <w:rPr>
+          <w:b w:val="0"/>
+          <w:i w:val="0"/>
+        </w:rPr>
+        <w:t>License No. (23/140) Ministry of Justice</w:t>
+      </w:r>
+    </w:p>
+    <w:p>
+      <w:pPr>
+        <w:jc w:val="right"/>
+        <w:bidi/>
+      </w:pPr>
+      <w:r>
+        <w:rPr>
+          <w:b w:val="0"/>
+          <w:i w:val="0"/>
+        </w:rPr>
+        <w:t>VAT NO. : 310041499400003</w:t>
+      </w:r>
+    </w:p>
+    <w:p>
+      <w:pPr>
+        <w:jc w:val="right"/>
+        <w:bidi/>
+      </w:pPr>
+      <w:r>
+        <w:rPr>
+          <w:b w:val="0"/>
+          <w:i w:val="0"/>
+        </w:rPr>
+        <w:t>بسم</w:t>
+      </w:r>
+    </w:p>
+    <w:p>
+      <w:pPr>
+        <w:jc w:val="right"/>
+        <w:bidi/>
+      </w:pPr>
+      <w:r>
+        <w:rPr>
+          <w:b w:val="0"/>
+          <w:i w:val="0"/>
+        </w:rPr>
+        <w:t>الله الرحمن الرحيم</w:t>
+      </w:r>
+    </w:p>
+    <w:p>
+      <w:pPr>
+        <w:jc w:val="right"/>
+        <w:bidi/>
+      </w:pPr>
+      <w:r>
+        <w:rPr>
+          <w:b w:val="0"/>
+          <w:i w:val="0"/>
+        </w:rPr>
+        <w:t>الرقم ۲۱/۱۸۲۹</w:t>
+      </w:r>
+    </w:p>
+    <w:p>
+      <w:pPr>
+        <w:jc w:val="right"/>
+        <w:bidi/>
+      </w:pPr>
+      <w:r>
+        <w:rPr>
+          <w:b w:val="0"/>
+          <w:i w:val="0"/>
+        </w:rPr>
+        <w:t>التاريخ</w:t>
+      </w:r>
+    </w:p>
+    <w:p>
+      <w:pPr>
+        <w:jc w:val="right"/>
+        <w:bidi/>
+      </w:pPr>
+      <w:r>
+        <w:rPr>
+          <w:b w:val="0"/>
+          <w:i w:val="0"/>
+        </w:rPr>
+        <w:t>۲۱ / ۲۰۲۱/۱۰م</w:t>
+      </w:r>
+    </w:p>
+    <w:p>
+      <w:pPr>
+        <w:jc w:val="right"/>
+        <w:bidi/>
+      </w:pPr>
+      <w:r>
+        <w:rPr>
+          <w:b w:val="0"/>
+          <w:i w:val="0"/>
+        </w:rPr>
+        <w:t>قفاوملا</w:t>
+      </w:r>
+    </w:p>
+    <w:p>
+      <w:pPr>
+        <w:jc w:val="right"/>
+        <w:bidi/>
+      </w:pPr>
+      <w:r>
+        <w:rPr>
+          <w:b w:val="0"/>
+          <w:i w:val="0"/>
+        </w:rPr>
+        <w:t>10</w:t>
+      </w:r>
+    </w:p>
+    <w:p>
+      <w:pPr>
+        <w:jc w:val="right"/>
+        <w:bidi/>
+      </w:pPr>
+      <w:r>
+        <w:rPr>
+          <w:b w:val="0"/>
+          <w:i w:val="0"/>
+        </w:rPr>
+        <w:t>/١٤٤٣/٠٣هـ</w:t>
+      </w:r>
+    </w:p>
+    <w:p>
+      <w:pPr>
+        <w:jc w:val="right"/>
+        <w:bidi/>
+      </w:pPr>
+      <w:r>
+        <w:rPr>
+          <w:b w:val="0"/>
+          <w:i w:val="0"/>
+        </w:rPr>
+        <w:t>حفظهم الله</w:t>
+      </w:r>
+    </w:p>
+    <w:p>
+      <w:pPr>
+        <w:jc w:val="right"/>
+        <w:bidi/>
+      </w:pPr>
+      <w:r>
+        <w:rPr>
+          <w:b w:val="0"/>
+          <w:i w:val="0"/>
+        </w:rPr>
+        <w:t>أصحاب الفضيلة / رئيس وأعضاء الدائرة التجارية الأولى بالمحكمة التجارية بجدة</w:t>
+      </w:r>
+    </w:p>
+    <w:p>
+      <w:pPr>
+        <w:jc w:val="right"/>
+        <w:bidi/>
+      </w:pPr>
+      <w:r>
+        <w:rPr>
+          <w:b w:val="0"/>
+          <w:i w:val="0"/>
+        </w:rPr>
+        <w:t>السلام عليكم ورحمة الله تعالى وبركاته</w:t>
+      </w:r>
+    </w:p>
+    <w:p>
+      <w:pPr>
+        <w:jc w:val="right"/>
+        <w:bidi/>
+      </w:pPr>
+      <w:r>
+        <w:rPr>
+          <w:b w:val="0"/>
+          <w:i w:val="0"/>
+        </w:rPr>
+        <w:t>الموضوع : مذكرة جوابية رداً على المذكرة المقدمة من قبل المدعي / عدنان أحمد عباس زيني بتاريخ ١٤٤٣/٠٣/١١هـ الموافق ۲۰۲۱/١٠/١٧م في دعواه المقامة ضد موكلنا / أسامة أحمد عباس زيني والمقيدة برقم ( ٤٧١٧ ) لعام ١٤٤٢هـ .</w:t>
+      </w:r>
+    </w:p>
+    <w:p>
+      <w:pPr>
+        <w:jc w:val="right"/>
+        <w:bidi/>
+      </w:pPr>
+      <w:r>
+        <w:rPr>
+          <w:b w:val="0"/>
+          <w:i w:val="0"/>
+        </w:rPr>
+        <w:t>إشارة إلى الموضوع أعلاه نوجز للدائرة الموقرة ردنا على المذكرة المقدمة من</w:t>
+      </w:r>
+    </w:p>
+    <w:p>
+      <w:pPr>
+        <w:pStyle w:val="Heading2"/>
+        <w:jc w:val="right"/>
+        <w:bidi/>
+      </w:pPr>
+      <w:r>
+        <w:t>[بيانات الأطراف: المدعي / المدعى عليه / الحاضرون] ===</w:t>
+        <w:br/>
+        <w:t>المدعي وفقاً لما يلي :</w:t>
+      </w:r>
+    </w:p>
+    <w:p>
+      <w:pPr>
+        <w:pStyle w:val="Heading2"/>
+        <w:jc w:val="right"/>
+        <w:bidi/>
+      </w:pPr>
+      <w:r>
+        <w:t>[نص الضبط / الحكم — المتن الفعلي] ===</w:t>
+        <w:br/>
+        <w:t>أولاً :</w:t>
+      </w:r>
+    </w:p>
+    <w:p>
+      <w:pPr>
+        <w:jc w:val="right"/>
+        <w:bidi/>
+      </w:pPr>
+      <w:r>
+        <w:rPr>
+          <w:b w:val="0"/>
+          <w:i w:val="0"/>
+        </w:rPr>
+        <w:t>ندفع مجدداً بعدم إختصاص المحاكم التجارية نوعياً بنظر الدعوى وذلك إستناداً إلى نص المادة (٧٦) فقرة (١) من نظام المرافعات الشرعية والتي نصت على أن الدفع بعدم إختصاص المحكمة لإنتفاء ولايتها أو بسبب نوع الدعوى أو قيمتها أو الدفع بعدم قبول الدعوى لإنعدام الصفة أو الأهلية أو المصلحة أو لأي سبب آخر ، وكذا الدفع بعدم جواز</w:t>
+      </w:r>
+    </w:p>
+    <w:p>
+      <w:pPr>
+        <w:jc w:val="right"/>
+        <w:bidi/>
+      </w:pPr>
+      <w:r>
+        <w:rPr>
+          <w:b w:val="0"/>
+          <w:i w:val="0"/>
+        </w:rPr>
+        <w:t>نظر الدعوى لسبق الفصل فيها ؛ يجوز الدفع به في أي مرحلة تكون فيها الدعوى وتحكم به المحكمة من تلقاء نفسها ؛ وذلك يُعزى إلى أن الدعوى من إختصاص المحاكم</w:t>
+      </w:r>
+    </w:p>
+    <w:p>
+      <w:pPr>
+        <w:jc w:val="right"/>
+        <w:bidi/>
+      </w:pPr>
+      <w:r>
+        <w:rPr>
+          <w:b w:val="0"/>
+          <w:i w:val="0"/>
+        </w:rPr>
+        <w:t>ةلاكولا لالغتساب انلكوم مايقب ءاعدإلا وه ىوعدلا عوضوم نأ ثيح ةماعلا</w:t>
+      </w:r>
+    </w:p>
+    <w:p>
+      <w:pPr>
+        <w:jc w:val="right"/>
+        <w:bidi/>
+      </w:pPr>
+      <w:r>
+        <w:rPr>
+          <w:b w:val="0"/>
+          <w:i w:val="0"/>
+        </w:rPr>
+        <w:t>الممنوحة له من قبل والده وهى دعوى محاسبة وكيل ، وبالتالي تخرج عن</w:t>
+      </w:r>
+    </w:p>
+    <w:p>
+      <w:pPr>
+        <w:jc w:val="right"/>
+        <w:bidi/>
+      </w:pPr>
+      <w:r>
+        <w:rPr>
+          <w:b w:val="0"/>
+          <w:i w:val="0"/>
+        </w:rPr>
+        <w:t>. ةيراجتلا مكاحملا ماظن نم (١٦) ةداملا ماكحأل ًاقفو ةيراجتلا مكاحملا صاصتخإ</w:t>
+      </w:r>
+    </w:p>
+    <w:p>
+      <w:pPr>
+        <w:jc w:val="right"/>
+        <w:bidi/>
+      </w:pPr>
+      <w:r>
+        <w:rPr>
+          <w:b w:val="0"/>
+          <w:i w:val="0"/>
+        </w:rPr>
+        <w:t>E</w:t>
+      </w:r>
+    </w:p>
+    <w:p>
+      <w:pPr>
+        <w:jc w:val="right"/>
+        <w:bidi/>
+      </w:pPr>
+      <w:r>
+        <w:rPr>
+          <w:b w:val="0"/>
+          <w:i w:val="0"/>
+        </w:rPr>
+        <w:t>٢١٥١١ ةدج ٤٠٥٩٨ ب.ص - ٦٥٥٠٧٠٧ :سكاف - ٦٥٥٠٣٠٣/٦٥٥٤٧٧٧ :فتاه - بلطملا دبع تنب ةيفص عراش - ةدج - ةيدوعسلا ةيبرعلا ةكلمملا</w:t>
+      </w:r>
+    </w:p>
+    <w:p>
+      <w:pPr>
+        <w:jc w:val="right"/>
+        <w:bidi/>
+      </w:pPr>
+      <w:r>
+        <w:rPr>
+          <w:b w:val="0"/>
+          <w:i w:val="0"/>
+        </w:rPr>
+        <w:t>K.S.A - Jeddah, Safia Bint Abdulmutalib Street - Tel.: 6554777/6550303 - Fax: 6550707 - P.O.Box: 40598 Jeddah 21511</w:t>
+      </w:r>
+    </w:p>
+    <w:p>
+      <w:pPr>
+        <w:pStyle w:val="Heading2"/>
+        <w:jc w:val="right"/>
+        <w:bidi/>
+      </w:pPr>
+      <w:r>
+        <w:t>[ترويسة / كليشة وزارة العدل — معلومات رسمية متكررة] ===</w:t>
+        <w:br/>
+        <w:t>E-mail: info@aburashed.org - www.aburashed.org</w:t>
+      </w:r>
+    </w:p>
+    <w:p>
+      <w:pPr>
+        <w:pStyle w:val="Heading2"/>
+        <w:jc w:val="right"/>
+        <w:bidi/>
+      </w:pPr>
+      <w:r>
+        <w:t>[نص الضبط / الحكم — المتن الفعلي] ===</w:t>
+        <w:br/>
+        <w:t>Law office of</w:t>
+      </w:r>
+    </w:p>
+    <w:p>
+      <w:pPr>
+        <w:jc w:val="right"/>
+        <w:bidi/>
+      </w:pPr>
+      <w:r>
+        <w:rPr>
+          <w:b w:val="0"/>
+          <w:i w:val="0"/>
+        </w:rPr>
+        <w:t>Khalid Sami Abu Rashed</w:t>
+      </w:r>
+    </w:p>
+    <w:p>
+      <w:pPr>
+        <w:jc w:val="right"/>
+        <w:bidi/>
+      </w:pPr>
+      <w:r>
+        <w:rPr>
+          <w:b w:val="0"/>
+          <w:i w:val="0"/>
+        </w:rPr>
+        <w:t>Legal Consultancy and Legal Profession</w:t>
+      </w:r>
+    </w:p>
+    <w:p>
+      <w:pPr>
+        <w:jc w:val="right"/>
+        <w:bidi/>
+      </w:pPr>
+      <w:r>
+        <w:rPr>
+          <w:b w:val="0"/>
+          <w:i w:val="0"/>
+        </w:rPr>
+        <w:t>نبوداشت</w:t>
+      </w:r>
+    </w:p>
+    <w:p>
+      <w:pPr>
+        <w:jc w:val="right"/>
+        <w:bidi/>
+      </w:pPr>
+      <w:r>
+        <w:rPr>
+          <w:b w:val="0"/>
+          <w:i w:val="0"/>
+        </w:rPr>
+        <w:t>or Khald</w:t>
+      </w:r>
+    </w:p>
+    <w:p>
+      <w:pPr>
+        <w:jc w:val="right"/>
+        <w:bidi/>
+      </w:pPr>
+      <w:r>
+        <w:rPr>
+          <w:b w:val="0"/>
+          <w:i w:val="0"/>
+        </w:rPr>
+        <w:t>Al</w:t>
+      </w:r>
+    </w:p>
+    <w:p>
+      <w:pPr>
         <w:jc w:val="right"/>
         <w:bidi/>
       </w:pPr>
@@ -104,7 +1007,7 @@
           <w:b w:val="0"/>
           <w:i w:val="0"/>
         </w:rPr>
-        <w:t>٣١٠٠٤١٤٩٩٤٠٠٠٠٣ :يبيرضلا مقرلا لدعلا ةرازو (٢٣/١٤٠) مقر صيخرت ةاماحملاو ةينوناقلا تاراشتسإلل</w:t>
+        <w:t>ةاماحملاو ةينوناقلا تاراشتسإلل</w:t>
       </w:r>
     </w:p>
     <w:p>
@@ -117,7 +1020,7 @@
           <w:b w:val="0"/>
           <w:i w:val="0"/>
         </w:rPr>
-        <w:t>بسم</w:t>
+        <w:t>ثانياً :</w:t>
       </w:r>
     </w:p>
     <w:p>
@@ -130,7 +1033,135 @@
           <w:b w:val="0"/>
           <w:i w:val="0"/>
         </w:rPr>
-        <w:t>الله الرحمن الرحيم</w:t>
+        <w:t>: ًاثلاث</w:t>
+      </w:r>
+    </w:p>
+    <w:p>
+      <w:pPr>
+        <w:jc w:val="right"/>
+        <w:bidi/>
+      </w:pPr>
+      <w:r>
+        <w:rPr>
+          <w:b w:val="0"/>
+          <w:i w:val="0"/>
+        </w:rPr>
+        <w:t>ندفع مجدداً بعدم جواز نظر الدعوى لسبق الفصل فيها وذلك استناداً إلى نص المادة (٧٦) فقرة (1) من نظام المرافعات الشرعية حيث صدر حكم نهائي وبـــات (مرفق صورته من قبل الدائرة السابعة عشرة بالمحكمة الإدارية بجدة برقم (٢/١٧/١٨٥) لعام ١٤٣٢هـ في الدعويين المقامتين من ذات المدعي في هذه الدعوى ضد موكلنا بشأن شراكته في شركة احمد زيني المحدودة والشركات التابعة لها ، وقضى الحكم باعتماد الصلح بين أطرافه واجراء مضمونه واعتباره ملزمـــاً لهم ومنهياً للخصومة فيما بينهم وبقناعتهم به، وأقر المدعي صراحة في الصلح الذي تم بينهم بأنه ليس له الحق بمطالبة موكلنا بأي مطالبة مهما كان سببها ، وبل وإسقاط حقه في أي مطالب أو دعاوى مهما كان نوعها أو سببها في الماضي</w:t>
+      </w:r>
+    </w:p>
+    <w:p>
+      <w:pPr>
+        <w:pStyle w:val="Heading2"/>
+        <w:jc w:val="right"/>
+        <w:bidi/>
+      </w:pPr>
+      <w:r>
+        <w:t>[بيانات الأطراف: المدعي / المدعى عليه / الحاضرون] ===</w:t>
+        <w:br/>
+        <w:t>والحاضر والمستقبل فيما يتعلق بالشركات موضوع الصلح (مستند رقم (۱)</w:t>
+      </w:r>
+    </w:p>
+    <w:p>
+      <w:pPr>
+        <w:pStyle w:val="Heading2"/>
+        <w:jc w:val="right"/>
+        <w:bidi/>
+      </w:pPr>
+      <w:r>
+        <w:t>[نص الضبط / الحكم — المتن الفعلي] ===</w:t>
+        <w:br/>
+        <w:t>: تآ وه امل ًاقفو اهضحدن هتاءاعدا ىلا عوجرلابو ضعبلا اهضعبب ىواعدلا طلخيو ًاعوضومو ًالكش ةحيحص ريغ ىوعد ماقأ يعدملا</w:t>
+      </w:r>
+    </w:p>
+    <w:p>
+      <w:pPr>
+        <w:jc w:val="right"/>
+        <w:bidi/>
+      </w:pPr>
+      <w:r>
+        <w:rPr>
+          <w:b w:val="0"/>
+          <w:i w:val="0"/>
+        </w:rPr>
+        <w:t>1 - إدعى المدعي / عدنان احمد زيني أن موكلنا استغل الوكالات الممنوحة له من والده (رحمه الله) وقام بالتوقيع على بيع حصصه في شركة أحمد زيني التجارية ، وقد وضحنا أن القائم بالبيع ليس موكلنا وانمــــا هــو</w:t>
+      </w:r>
+    </w:p>
+    <w:p>
+      <w:pPr>
+        <w:jc w:val="right"/>
+        <w:bidi/>
+      </w:pPr>
+      <w:r>
+        <w:rPr>
+          <w:b w:val="0"/>
+          <w:i w:val="0"/>
+        </w:rPr>
+        <w:t>وكيل المورث الشرعي السيد / جابر علا الله بن جيران ، كما هو</w:t>
+      </w:r>
+    </w:p>
+    <w:p>
+      <w:pPr>
+        <w:jc w:val="right"/>
+        <w:bidi/>
+      </w:pPr>
+      <w:r>
+        <w:rPr>
+          <w:b w:val="0"/>
+          <w:i w:val="0"/>
+        </w:rPr>
+        <w:t>موضح تفصيلاً في مذكرتنا السابقة المقدمة للدائرة برقم (٢١/١٧٣٥) وتاريخ</w:t>
+      </w:r>
+    </w:p>
+    <w:p>
+      <w:pPr>
+        <w:jc w:val="right"/>
+        <w:bidi/>
+      </w:pPr>
+      <w:r>
+        <w:rPr>
+          <w:b w:val="0"/>
+          <w:i w:val="0"/>
+        </w:rPr>
+        <w:t>١٤٤٣/١٠/٠٧هـ .</w:t>
+      </w:r>
+    </w:p>
+    <w:p>
+      <w:pPr>
+        <w:jc w:val="right"/>
+        <w:bidi/>
+      </w:pPr>
+      <w:r>
+        <w:rPr>
+          <w:b w:val="0"/>
+          <w:i w:val="0"/>
+        </w:rPr>
+        <w:t>يماحملا بتكم</w:t>
+      </w:r>
+    </w:p>
+    <w:p>
+      <w:pPr>
+        <w:jc w:val="right"/>
+        <w:bidi/>
+      </w:pPr>
+      <w:r>
+        <w:rPr>
+          <w:b w:val="0"/>
+          <w:i w:val="0"/>
+        </w:rPr>
+        <w:t>دشار وبأ يماس دلاخ</w:t>
+      </w:r>
+    </w:p>
+    <w:p>
+      <w:pPr>
+        <w:jc w:val="right"/>
+        <w:bidi/>
+      </w:pPr>
+      <w:r>
+        <w:rPr>
+          <w:b w:val="0"/>
+          <w:i w:val="0"/>
+        </w:rPr>
+        <w:t>ةاماحملاو ةينوناقلا تاراشتسإلل</w:t>
       </w:r>
     </w:p>
     <w:p>
@@ -169,1046 +1200,6 @@
           <w:b w:val="0"/>
           <w:i w:val="0"/>
         </w:rPr>
-        <w:t>Legal Consultancy and Legal Profession License No. (23/140) Ministry of Justice</w:t>
-      </w:r>
-    </w:p>
-    <w:p>
-      <w:pPr>
-        <w:jc w:val="right"/>
-        <w:bidi/>
-      </w:pPr>
-      <w:r>
-        <w:rPr>
-          <w:b w:val="0"/>
-          <w:i w:val="0"/>
-        </w:rPr>
-        <w:t>VAT No.: 310041499400003</w:t>
-      </w:r>
-    </w:p>
-    <w:p>
-      <w:pPr>
-        <w:jc w:val="right"/>
-        <w:bidi/>
-      </w:pPr>
-      <w:r>
-        <w:rPr>
-          <w:b w:val="0"/>
-          <w:i w:val="0"/>
-        </w:rPr>
-        <w:t>الرقم ٢١/١٨٦٥</w:t>
-      </w:r>
-    </w:p>
-    <w:p>
-      <w:pPr>
-        <w:jc w:val="right"/>
-        <w:bidi/>
-      </w:pPr>
-      <w:r>
-        <w:rPr>
-          <w:b w:val="0"/>
-          <w:i w:val="0"/>
-        </w:rPr>
-        <w:t>التاريخ</w:t>
-      </w:r>
-    </w:p>
-    <w:p>
-      <w:pPr>
-        <w:jc w:val="right"/>
-        <w:bidi/>
-      </w:pPr>
-      <w:r>
-        <w:rPr>
-          <w:b w:val="0"/>
-          <w:i w:val="0"/>
-        </w:rPr>
-        <w:t>٢٦ / ٢٠٢١/١٠م</w:t>
-      </w:r>
-    </w:p>
-    <w:p>
-      <w:pPr>
-        <w:jc w:val="right"/>
-        <w:bidi/>
-      </w:pPr>
-      <w:r>
-        <w:rPr>
-          <w:b w:val="0"/>
-          <w:i w:val="0"/>
-        </w:rPr>
-        <w:t>قفاوملا</w:t>
-      </w:r>
-    </w:p>
-    <w:p>
-      <w:pPr>
-        <w:jc w:val="right"/>
-        <w:bidi/>
-      </w:pPr>
-      <w:r>
-        <w:rPr>
-          <w:b w:val="0"/>
-          <w:i w:val="0"/>
-        </w:rPr>
-        <w:t>۲۰</w:t>
-      </w:r>
-    </w:p>
-    <w:p>
-      <w:pPr>
-        <w:jc w:val="right"/>
-        <w:bidi/>
-      </w:pPr>
-      <w:r>
-        <w:rPr>
-          <w:b w:val="0"/>
-          <w:i w:val="0"/>
-        </w:rPr>
-        <w:t>١٤٤٣/٠٣هـ</w:t>
-      </w:r>
-    </w:p>
-    <w:p>
-      <w:pPr>
-        <w:jc w:val="right"/>
-        <w:bidi/>
-      </w:pPr>
-      <w:r>
-        <w:rPr>
-          <w:b w:val="0"/>
-          <w:i w:val="0"/>
-        </w:rPr>
-        <w:t>( ةيصخشلا اياضقلا ) ماعلا ريدملا - ينيز ةماسأ نب دمحأ / ذاتسألا ةداعس</w:t>
-      </w:r>
-    </w:p>
-    <w:p>
-      <w:pPr>
-        <w:jc w:val="right"/>
-        <w:bidi/>
-      </w:pPr>
-      <w:r>
-        <w:rPr>
-          <w:b w:val="0"/>
-          <w:i w:val="0"/>
-        </w:rPr>
-        <w:t>ةينوناقلا نوؤشلل ريدملا دعاسم - ناشيمحاب رونأ / ذاتسألا ةداعسل ةروص .. ةينوناقلا ةرادإلا ريدم – نيدلا ريخ رهاط / ذاتسألا ينوناقلا راشتسملا ةداعسل ةروص ..</w:t>
-      </w:r>
-    </w:p>
-    <w:p>
-      <w:pPr>
-        <w:jc w:val="right"/>
-        <w:bidi/>
-      </w:pPr>
-      <w:r>
-        <w:rPr>
-          <w:b w:val="0"/>
-          <w:i w:val="0"/>
-        </w:rPr>
-        <w:t>السلام عليكم ورحمة الله تعالى وبركاته</w:t>
-      </w:r>
-    </w:p>
-    <w:p>
-      <w:pPr>
-        <w:jc w:val="right"/>
-        <w:bidi/>
-      </w:pPr>
-      <w:r>
-        <w:rPr>
-          <w:b w:val="0"/>
-          <w:i w:val="0"/>
-        </w:rPr>
-        <w:t>السلام عليكم ورحمة الله تعالى وبركاته</w:t>
-      </w:r>
-    </w:p>
-    <w:p>
-      <w:pPr>
-        <w:jc w:val="right"/>
-        <w:bidi/>
-      </w:pPr>
-      <w:r>
-        <w:rPr>
-          <w:b w:val="0"/>
-          <w:i w:val="0"/>
-        </w:rPr>
-        <w:t>حفظه الله</w:t>
-      </w:r>
-    </w:p>
-    <w:p>
-      <w:pPr>
-        <w:jc w:val="right"/>
-        <w:bidi/>
-      </w:pPr>
-      <w:r>
-        <w:rPr>
-          <w:b w:val="0"/>
-          <w:i w:val="0"/>
-        </w:rPr>
-        <w:t>حفظه الله</w:t>
-      </w:r>
-    </w:p>
-    <w:p>
-      <w:pPr>
-        <w:jc w:val="right"/>
-        <w:bidi/>
-      </w:pPr>
-      <w:r>
-        <w:rPr>
-          <w:b w:val="0"/>
-          <w:i w:val="0"/>
-        </w:rPr>
-        <w:t>حفظه الله</w:t>
-      </w:r>
-    </w:p>
-    <w:p>
-      <w:pPr>
-        <w:jc w:val="right"/>
-        <w:bidi/>
-      </w:pPr>
-      <w:r>
-        <w:rPr>
-          <w:b w:val="0"/>
-          <w:i w:val="0"/>
-        </w:rPr>
-        <w:t>الموضوع : وقائع جلسة يوم الثلاثاء ١٤٤٣/٠٣/٢٠هـ الموافق ٢٠٢١/١٠/٢٦م في الدعوى رقم (٤٢٨٢٤٧١٧) المقامة من قبل عدنان أحمد زيني ضد السيد / أسامة أحمد زيني والمنظورة لدى الدائرة الاولى بالمحكمة التجارية بجدة</w:t>
-      </w:r>
-    </w:p>
-    <w:p>
-      <w:pPr>
-        <w:jc w:val="right"/>
-        <w:bidi/>
-      </w:pPr>
-      <w:r>
-        <w:rPr>
-          <w:b w:val="0"/>
-          <w:i w:val="0"/>
-        </w:rPr>
-        <w:t>إشارة إلى الموضوع أعلاه ، نحيطكم علما بحضور الجلسة وحضور وكيل المدعي حيث قدمنا مذكرتنا الجوابية ( مرفق صورتها ) وبعد إطلاع وكيل المدعي عليها طلب الإمهال للرد ، بناء عليه قررت الدائرة تأجيل الجلسة ليوم الثلاثاء ١٤٤٣/٠٤/٠٤هـ الموافق ۲۰۲۱/۱۱/۰۹م الساعة ( ١١:٤٠ ) صباحًا ، وذلك لتقديم وكيل المدعي مذكرته الجوابية عبر نظام ناجز أو إيميل الدائرة خلال (۳) أيام ثم نقوم بالرد على مذكرة المدعي خلال (۳) أيام التي تلي رد المدعي ، لذا نأمل التكرم بالعلم والإحاطة</w:t>
-      </w:r>
-    </w:p>
-    <w:p>
-      <w:pPr>
-        <w:jc w:val="right"/>
-        <w:bidi/>
-      </w:pPr>
-      <w:r>
-        <w:rPr>
-          <w:b w:val="0"/>
-          <w:i w:val="0"/>
-        </w:rPr>
-        <w:t>وتفضلوا بقبول فائق الامتنان والتقدير</w:t>
-      </w:r>
-    </w:p>
-    <w:p>
-      <w:pPr>
-        <w:jc w:val="right"/>
-        <w:bidi/>
-      </w:pPr>
-      <w:r>
-        <w:rPr>
-          <w:b w:val="0"/>
-          <w:i w:val="0"/>
-        </w:rPr>
-        <w:t>والسلام عليكم ورحمة الله تعالى وبركاته</w:t>
-      </w:r>
-    </w:p>
-    <w:p>
-      <w:pPr>
-        <w:jc w:val="right"/>
-        <w:bidi/>
-      </w:pPr>
-      <w:r>
-        <w:rPr>
-          <w:b w:val="0"/>
-          <w:i w:val="0"/>
-        </w:rPr>
-        <w:t>دلاخ</w:t>
-      </w:r>
-    </w:p>
-    <w:p>
-      <w:pPr>
-        <w:jc w:val="right"/>
-        <w:bidi/>
-      </w:pPr>
-      <w:r>
-        <w:rPr>
-          <w:b w:val="0"/>
-          <w:i w:val="0"/>
-        </w:rPr>
-        <w:t>يماحملا</w:t>
-      </w:r>
-    </w:p>
-    <w:p>
-      <w:pPr>
-        <w:jc w:val="right"/>
-        <w:bidi/>
-      </w:pPr>
-      <w:r>
-        <w:rPr>
-          <w:b w:val="0"/>
-          <w:i w:val="0"/>
-        </w:rPr>
-        <w:t>ليجي</w:t>
-      </w:r>
-    </w:p>
-    <w:p>
-      <w:pPr>
-        <w:jc w:val="right"/>
-        <w:bidi/>
-      </w:pPr>
-      <w:r>
-        <w:rPr>
-          <w:b w:val="0"/>
-          <w:i w:val="0"/>
-        </w:rPr>
-        <w:t>(ًاقباس) زيزعلا دبع كلملا ةعماجب نواعتم ذاتسأ - ةيدوعسلا لدعلا ةرازو ىدل دمتعم مكحم نواعتلا سلجم لودل ميكحتلا زكرم ىدل دمتعم مكحم - ندنلب نييلودلا نيمكحملا دهعم وضع</w:t>
-      </w:r>
-    </w:p>
-    <w:p>
-      <w:pPr>
-        <w:jc w:val="right"/>
-        <w:bidi/>
-      </w:pPr>
-      <w:r>
-        <w:rPr>
-          <w:b w:val="0"/>
-          <w:i w:val="0"/>
-        </w:rPr>
-        <w:t>٢١٥١١ ةدج ٤٠٥٩٨ ب.ص - ۷۰۷۰٦٥٥ :سكاف - ٦٥٥٠٣٠٣ / ١٦٥٥٤٧٧٧ :فتاه - بلطملا دبع تنب ةيفص عراش - ةدج - ةيدوعسلا ةيبرعلا ةكلمملا</w:t>
-      </w:r>
-    </w:p>
-    <w:p>
-      <w:pPr>
-        <w:jc w:val="right"/>
-        <w:bidi/>
-      </w:pPr>
-      <w:r>
-        <w:rPr>
-          <w:b w:val="0"/>
-          <w:i w:val="0"/>
-        </w:rPr>
-        <w:t>K.S.A Jeddah, Safia Bint Abdulmutalib Street - Tel.: 6554777/6550303 - Fax: 6550707 P.O.Box: 40598 Jeddah 21511 E-mail: info@aburashed.org - www.aburashed.org</w:t>
-      </w:r>
-    </w:p>
-    <w:p>
-      <w:pPr>
-        <w:jc w:val="right"/>
-        <w:bidi/>
-      </w:pPr>
-      <w:r>
-        <w:rPr>
-          <w:b w:val="0"/>
-          <w:i w:val="0"/>
-        </w:rPr>
-        <w:t>يماحملا بتكم</w:t>
-      </w:r>
-    </w:p>
-    <w:p>
-      <w:pPr>
-        <w:jc w:val="right"/>
-        <w:bidi/>
-      </w:pPr>
-      <w:r>
-        <w:rPr>
-          <w:b w:val="0"/>
-          <w:i w:val="0"/>
-        </w:rPr>
-        <w:t>دشار وبأ يماس دلاخ</w:t>
-      </w:r>
-    </w:p>
-    <w:p>
-      <w:pPr>
-        <w:jc w:val="right"/>
-        <w:bidi/>
-      </w:pPr>
-      <w:r>
-        <w:rPr>
-          <w:b w:val="0"/>
-          <w:i w:val="0"/>
-        </w:rPr>
-        <w:t>٣١٠٠٤١٤٩٩٤٠٠٠٠٣ :يبيرضلا مقرلا لدعلا ةرازو (٢٣/١٤٠ ) مقر صيخرت ةاماحملاو ةينوناقلا تاراشتسإلل</w:t>
-      </w:r>
-    </w:p>
-    <w:p>
-      <w:pPr>
-        <w:jc w:val="right"/>
-        <w:bidi/>
-      </w:pPr>
-      <w:r>
-        <w:rPr>
-          <w:b w:val="0"/>
-          <w:i w:val="0"/>
-        </w:rPr>
-        <w:t>Law office of</w:t>
-      </w:r>
-    </w:p>
-    <w:p>
-      <w:pPr>
-        <w:jc w:val="right"/>
-        <w:bidi/>
-      </w:pPr>
-      <w:r>
-        <w:rPr>
-          <w:b w:val="0"/>
-          <w:i w:val="0"/>
-        </w:rPr>
-        <w:t>Khalid Sami Abu Rashed</w:t>
-      </w:r>
-    </w:p>
-    <w:p>
-      <w:pPr>
-        <w:jc w:val="right"/>
-        <w:bidi/>
-      </w:pPr>
-      <w:r>
-        <w:rPr>
-          <w:b w:val="0"/>
-          <w:i w:val="0"/>
-        </w:rPr>
-        <w:t>Legal Consultancy and Legal Profession</w:t>
-      </w:r>
-    </w:p>
-    <w:p>
-      <w:pPr>
-        <w:jc w:val="right"/>
-        <w:bidi/>
-      </w:pPr>
-      <w:r>
-        <w:rPr>
-          <w:b w:val="0"/>
-          <w:i w:val="0"/>
-        </w:rPr>
-        <w:t>License No. (23/140) Ministry of Justice</w:t>
-      </w:r>
-    </w:p>
-    <w:p>
-      <w:pPr>
-        <w:jc w:val="right"/>
-        <w:bidi/>
-      </w:pPr>
-      <w:r>
-        <w:rPr>
-          <w:b w:val="0"/>
-          <w:i w:val="0"/>
-        </w:rPr>
-        <w:t>VAT NO. : 310041499400003</w:t>
-      </w:r>
-    </w:p>
-    <w:p>
-      <w:pPr>
-        <w:jc w:val="right"/>
-        <w:bidi/>
-      </w:pPr>
-      <w:r>
-        <w:rPr>
-          <w:b w:val="0"/>
-          <w:i w:val="0"/>
-        </w:rPr>
-        <w:t>بسم</w:t>
-      </w:r>
-    </w:p>
-    <w:p>
-      <w:pPr>
-        <w:jc w:val="right"/>
-        <w:bidi/>
-      </w:pPr>
-      <w:r>
-        <w:rPr>
-          <w:b w:val="0"/>
-          <w:i w:val="0"/>
-        </w:rPr>
-        <w:t>الله الرحمن الرحيم</w:t>
-      </w:r>
-    </w:p>
-    <w:p>
-      <w:pPr>
-        <w:jc w:val="right"/>
-        <w:bidi/>
-      </w:pPr>
-      <w:r>
-        <w:rPr>
-          <w:b w:val="0"/>
-          <w:i w:val="0"/>
-        </w:rPr>
-        <w:t>الرقم ۲۱/۱۸۲۹</w:t>
-      </w:r>
-    </w:p>
-    <w:p>
-      <w:pPr>
-        <w:jc w:val="right"/>
-        <w:bidi/>
-      </w:pPr>
-      <w:r>
-        <w:rPr>
-          <w:b w:val="0"/>
-          <w:i w:val="0"/>
-        </w:rPr>
-        <w:t>التاريخ</w:t>
-      </w:r>
-    </w:p>
-    <w:p>
-      <w:pPr>
-        <w:jc w:val="right"/>
-        <w:bidi/>
-      </w:pPr>
-      <w:r>
-        <w:rPr>
-          <w:b w:val="0"/>
-          <w:i w:val="0"/>
-        </w:rPr>
-        <w:t>۲۱ / ۲۰۲۱/۱۰م</w:t>
-      </w:r>
-    </w:p>
-    <w:p>
-      <w:pPr>
-        <w:jc w:val="right"/>
-        <w:bidi/>
-      </w:pPr>
-      <w:r>
-        <w:rPr>
-          <w:b w:val="0"/>
-          <w:i w:val="0"/>
-        </w:rPr>
-        <w:t>قفاوملا</w:t>
-      </w:r>
-    </w:p>
-    <w:p>
-      <w:pPr>
-        <w:jc w:val="right"/>
-        <w:bidi/>
-      </w:pPr>
-      <w:r>
-        <w:rPr>
-          <w:b w:val="0"/>
-          <w:i w:val="0"/>
-        </w:rPr>
-        <w:t>10</w:t>
-      </w:r>
-    </w:p>
-    <w:p>
-      <w:pPr>
-        <w:jc w:val="right"/>
-        <w:bidi/>
-      </w:pPr>
-      <w:r>
-        <w:rPr>
-          <w:b w:val="0"/>
-          <w:i w:val="0"/>
-        </w:rPr>
-        <w:t>/١٤٤٣/٠٣هـ</w:t>
-      </w:r>
-    </w:p>
-    <w:p>
-      <w:pPr>
-        <w:jc w:val="right"/>
-        <w:bidi/>
-      </w:pPr>
-      <w:r>
-        <w:rPr>
-          <w:b w:val="0"/>
-          <w:i w:val="0"/>
-        </w:rPr>
-        <w:t>حفظهم الله</w:t>
-      </w:r>
-    </w:p>
-    <w:p>
-      <w:pPr>
-        <w:jc w:val="right"/>
-        <w:bidi/>
-      </w:pPr>
-      <w:r>
-        <w:rPr>
-          <w:b w:val="0"/>
-          <w:i w:val="0"/>
-        </w:rPr>
-        <w:t>أصحاب الفضيلة / رئيس وأعضاء الدائرة التجارية الأولى بالمحكمة التجارية بجدة</w:t>
-      </w:r>
-    </w:p>
-    <w:p>
-      <w:pPr>
-        <w:jc w:val="right"/>
-        <w:bidi/>
-      </w:pPr>
-      <w:r>
-        <w:rPr>
-          <w:b w:val="0"/>
-          <w:i w:val="0"/>
-        </w:rPr>
-        <w:t>السلام عليكم ورحمة الله تعالى وبركاته</w:t>
-      </w:r>
-    </w:p>
-    <w:p>
-      <w:pPr>
-        <w:jc w:val="right"/>
-        <w:bidi/>
-      </w:pPr>
-      <w:r>
-        <w:rPr>
-          <w:b w:val="0"/>
-          <w:i w:val="0"/>
-        </w:rPr>
-        <w:t>الموضوع : مذكرة جوابية رداً على المذكرة المقدمة من قبل المدعي / عدنان أحمد عباس زيني بتاريخ ١٤٤٣/٠٣/١١هـ الموافق ۲۰۲۱/١٠/١٧م في دعواه المقامة ضد موكلنا / أسامة أحمد عباس زيني والمقيدة برقم ( ٤٧١٧ ) لعام ١٤٤٢هـ .</w:t>
-      </w:r>
-    </w:p>
-    <w:p>
-      <w:pPr>
-        <w:jc w:val="right"/>
-        <w:bidi/>
-      </w:pPr>
-      <w:r>
-        <w:rPr>
-          <w:b w:val="0"/>
-          <w:i w:val="0"/>
-        </w:rPr>
-        <w:t>إشارة إلى الموضوع أعلاه نوجز للدائرة الموقرة ردنا على المذكرة المقدمة من</w:t>
-      </w:r>
-    </w:p>
-    <w:p>
-      <w:pPr>
-        <w:jc w:val="right"/>
-        <w:bidi/>
-      </w:pPr>
-      <w:r>
-        <w:rPr>
-          <w:b w:val="0"/>
-          <w:i w:val="0"/>
-        </w:rPr>
-        <w:t>المدعي وفقاً لما يلي :</w:t>
-      </w:r>
-    </w:p>
-    <w:p>
-      <w:pPr>
-        <w:jc w:val="right"/>
-        <w:bidi/>
-      </w:pPr>
-      <w:r>
-        <w:rPr>
-          <w:b w:val="0"/>
-          <w:i w:val="0"/>
-        </w:rPr>
-        <w:t>أولاً :</w:t>
-      </w:r>
-    </w:p>
-    <w:p>
-      <w:pPr>
-        <w:jc w:val="right"/>
-        <w:bidi/>
-      </w:pPr>
-      <w:r>
-        <w:rPr>
-          <w:b w:val="0"/>
-          <w:i w:val="0"/>
-        </w:rPr>
-        <w:t>ندفع مجدداً بعدم إختصاص المحاكم التجارية نوعياً بنظر الدعوى وذلك إستناداً إلى نص المادة (٧٦) فقرة (١) من نظام المرافعات الشرعية والتي نصت على أن الدفع بعدم إختصاص المحكمة لإنتفاء ولايتها أو بسبب نوع الدعوى أو قيمتها أو الدفع بعدم قبول الدعوى لإنعدام الصفة أو الأهلية أو المصلحة أو لأي سبب آخر ، وكذا الدفع بعدم جواز</w:t>
-      </w:r>
-    </w:p>
-    <w:p>
-      <w:pPr>
-        <w:jc w:val="right"/>
-        <w:bidi/>
-      </w:pPr>
-      <w:r>
-        <w:rPr>
-          <w:b w:val="0"/>
-          <w:i w:val="0"/>
-        </w:rPr>
-        <w:t>نظر الدعوى لسبق الفصل فيها ؛ يجوز الدفع به في أي مرحلة تكون فيها الدعوى وتحكم به المحكمة من تلقاء نفسها ؛ وذلك يُعزى إلى أن الدعوى من إختصاص المحاكم</w:t>
-      </w:r>
-    </w:p>
-    <w:p>
-      <w:pPr>
-        <w:jc w:val="right"/>
-        <w:bidi/>
-      </w:pPr>
-      <w:r>
-        <w:rPr>
-          <w:b w:val="0"/>
-          <w:i w:val="0"/>
-        </w:rPr>
-        <w:t>ةلاكولا لالغتساب انلكوم مايقب ءاعدإلا وه ىوعدلا عوضوم نأ ثيح ةماعلا</w:t>
-      </w:r>
-    </w:p>
-    <w:p>
-      <w:pPr>
-        <w:jc w:val="right"/>
-        <w:bidi/>
-      </w:pPr>
-      <w:r>
-        <w:rPr>
-          <w:b w:val="0"/>
-          <w:i w:val="0"/>
-        </w:rPr>
-        <w:t>الممنوحة له من قبل والده وهى دعوى محاسبة وكيل ، وبالتالي تخرج عن</w:t>
-      </w:r>
-    </w:p>
-    <w:p>
-      <w:pPr>
-        <w:jc w:val="right"/>
-        <w:bidi/>
-      </w:pPr>
-      <w:r>
-        <w:rPr>
-          <w:b w:val="0"/>
-          <w:i w:val="0"/>
-        </w:rPr>
-        <w:t>. ةيراجتلا مكاحملا ماظن نم (١٦) ةداملا ماكحأل ًاقفو ةيراجتلا مكاحملا صاصتخإ</w:t>
-      </w:r>
-    </w:p>
-    <w:p>
-      <w:pPr>
-        <w:jc w:val="right"/>
-        <w:bidi/>
-      </w:pPr>
-      <w:r>
-        <w:rPr>
-          <w:b w:val="0"/>
-          <w:i w:val="0"/>
-        </w:rPr>
-        <w:t>E</w:t>
-      </w:r>
-    </w:p>
-    <w:p>
-      <w:pPr>
-        <w:jc w:val="right"/>
-        <w:bidi/>
-      </w:pPr>
-      <w:r>
-        <w:rPr>
-          <w:b w:val="0"/>
-          <w:i w:val="0"/>
-        </w:rPr>
-        <w:t>٢١٥١١ ةدج ٤٠٥٩٨ ب.ص - ٦٥٥٠٧٠٧ :سكاف - ٦٥٥٠٣٠٣/٦٥٥٤٧٧٧ :فتاه - بلطملا دبع تنب ةيفص عراش - ةدج - ةيدوعسلا ةيبرعلا ةكلمملا</w:t>
-      </w:r>
-    </w:p>
-    <w:p>
-      <w:pPr>
-        <w:jc w:val="right"/>
-        <w:bidi/>
-      </w:pPr>
-      <w:r>
-        <w:rPr>
-          <w:b w:val="0"/>
-          <w:i w:val="0"/>
-        </w:rPr>
-        <w:t>K.S.A - Jeddah, Safia Bint Abdulmutalib Street - Tel.: 6554777/6550303 - Fax: 6550707 - P.O.Box: 40598 Jeddah 21511</w:t>
-      </w:r>
-    </w:p>
-    <w:p>
-      <w:pPr>
-        <w:jc w:val="right"/>
-        <w:bidi/>
-      </w:pPr>
-      <w:r>
-        <w:rPr>
-          <w:b w:val="0"/>
-          <w:i w:val="0"/>
-        </w:rPr>
-        <w:t>E-mail: info@aburashed.org - www.aburashed.org</w:t>
-      </w:r>
-    </w:p>
-    <w:p>
-      <w:pPr>
-        <w:jc w:val="right"/>
-        <w:bidi/>
-      </w:pPr>
-      <w:r>
-        <w:rPr>
-          <w:b w:val="0"/>
-          <w:i w:val="0"/>
-        </w:rPr>
-        <w:t>Law office of</w:t>
-      </w:r>
-    </w:p>
-    <w:p>
-      <w:pPr>
-        <w:jc w:val="right"/>
-        <w:bidi/>
-      </w:pPr>
-      <w:r>
-        <w:rPr>
-          <w:b w:val="0"/>
-          <w:i w:val="0"/>
-        </w:rPr>
-        <w:t>Khalid Sami Abu Rashed</w:t>
-      </w:r>
-    </w:p>
-    <w:p>
-      <w:pPr>
-        <w:jc w:val="right"/>
-        <w:bidi/>
-      </w:pPr>
-      <w:r>
-        <w:rPr>
-          <w:b w:val="0"/>
-          <w:i w:val="0"/>
-        </w:rPr>
-        <w:t>Legal Consultancy and Legal Profession</w:t>
-      </w:r>
-    </w:p>
-    <w:p>
-      <w:pPr>
-        <w:jc w:val="right"/>
-        <w:bidi/>
-      </w:pPr>
-      <w:r>
-        <w:rPr>
-          <w:b w:val="0"/>
-          <w:i w:val="0"/>
-        </w:rPr>
-        <w:t>نبوداشت</w:t>
-      </w:r>
-    </w:p>
-    <w:p>
-      <w:pPr>
-        <w:jc w:val="right"/>
-        <w:bidi/>
-      </w:pPr>
-      <w:r>
-        <w:rPr>
-          <w:b w:val="0"/>
-          <w:i w:val="0"/>
-        </w:rPr>
-        <w:t>or Khald</w:t>
-      </w:r>
-    </w:p>
-    <w:p>
-      <w:pPr>
-        <w:jc w:val="right"/>
-        <w:bidi/>
-      </w:pPr>
-      <w:r>
-        <w:rPr>
-          <w:b w:val="0"/>
-          <w:i w:val="0"/>
-        </w:rPr>
-        <w:t>Al</w:t>
-      </w:r>
-    </w:p>
-    <w:p>
-      <w:pPr>
-        <w:jc w:val="right"/>
-        <w:bidi/>
-      </w:pPr>
-      <w:r>
-        <w:rPr>
-          <w:b w:val="0"/>
-          <w:i w:val="0"/>
-        </w:rPr>
-        <w:t>يماحملا بتكم</w:t>
-      </w:r>
-    </w:p>
-    <w:p>
-      <w:pPr>
-        <w:jc w:val="right"/>
-        <w:bidi/>
-      </w:pPr>
-      <w:r>
-        <w:rPr>
-          <w:b w:val="0"/>
-          <w:i w:val="0"/>
-        </w:rPr>
-        <w:t>دشار وبأ يماس دلاخ</w:t>
-      </w:r>
-    </w:p>
-    <w:p>
-      <w:pPr>
-        <w:jc w:val="right"/>
-        <w:bidi/>
-      </w:pPr>
-      <w:r>
-        <w:rPr>
-          <w:b w:val="0"/>
-          <w:i w:val="0"/>
-        </w:rPr>
-        <w:t>ةاماحملاو ةينوناقلا تاراشتسإلل</w:t>
-      </w:r>
-    </w:p>
-    <w:p>
-      <w:pPr>
-        <w:jc w:val="right"/>
-        <w:bidi/>
-      </w:pPr>
-      <w:r>
-        <w:rPr>
-          <w:b w:val="0"/>
-          <w:i w:val="0"/>
-        </w:rPr>
-        <w:t>ثانياً :</w:t>
-      </w:r>
-    </w:p>
-    <w:p>
-      <w:pPr>
-        <w:jc w:val="right"/>
-        <w:bidi/>
-      </w:pPr>
-      <w:r>
-        <w:rPr>
-          <w:b w:val="0"/>
-          <w:i w:val="0"/>
-        </w:rPr>
-        <w:t>: ًاثلاث</w:t>
-      </w:r>
-    </w:p>
-    <w:p>
-      <w:pPr>
-        <w:jc w:val="right"/>
-        <w:bidi/>
-      </w:pPr>
-      <w:r>
-        <w:rPr>
-          <w:b w:val="0"/>
-          <w:i w:val="0"/>
-        </w:rPr>
-        <w:t>ندفع مجدداً بعدم جواز نظر الدعوى لسبق الفصل فيها وذلك استناداً إلى نص المادة (٧٦) فقرة (1) من نظام المرافعات الشرعية حيث صدر حكم نهائي وبـــات (مرفق صورته من قبل الدائرة السابعة عشرة بالمحكمة الإدارية بجدة برقم (٢/١٧/١٨٥) لعام ١٤٣٢هـ في الدعويين المقامتين من ذات المدعي في هذه الدعوى ضد موكلنا بشأن شراكته في شركة احمد زيني المحدودة والشركات التابعة لها ، وقضى الحكم باعتماد الصلح بين أطرافه واجراء مضمونه واعتباره ملزمـــاً لهم ومنهياً للخصومة فيما بينهم وبقناعتهم به، وأقر المدعي صراحة في الصلح الذي تم بينهم بأنه ليس له الحق بمطالبة موكلنا بأي مطالبة مهما كان سببها ، وبل وإسقاط حقه في أي مطالب أو دعاوى مهما كان نوعها أو سببها في الماضي</w:t>
-      </w:r>
-    </w:p>
-    <w:p>
-      <w:pPr>
-        <w:jc w:val="right"/>
-        <w:bidi/>
-      </w:pPr>
-      <w:r>
-        <w:rPr>
-          <w:b w:val="0"/>
-          <w:i w:val="0"/>
-        </w:rPr>
-        <w:t>والحاضر والمستقبل فيما يتعلق بالشركات موضوع الصلح (مستند رقم (۱)</w:t>
-      </w:r>
-    </w:p>
-    <w:p>
-      <w:pPr>
-        <w:jc w:val="right"/>
-        <w:bidi/>
-      </w:pPr>
-      <w:r>
-        <w:rPr>
-          <w:b w:val="0"/>
-          <w:i w:val="0"/>
-        </w:rPr>
-        <w:t>: تآ وه امل ًاقفو اهضحدن هتاءاعدا ىلا عوجرلابو ضعبلا اهضعبب ىواعدلا طلخيو ًاعوضومو ًالكش ةحيحص ريغ ىوعد ماقأ يعدملا</w:t>
-      </w:r>
-    </w:p>
-    <w:p>
-      <w:pPr>
-        <w:jc w:val="right"/>
-        <w:bidi/>
-      </w:pPr>
-      <w:r>
-        <w:rPr>
-          <w:b w:val="0"/>
-          <w:i w:val="0"/>
-        </w:rPr>
-        <w:t>1 - إدعى المدعي / عدنان احمد زيني أن موكلنا استغل الوكالات الممنوحة له من والده (رحمه الله) وقام بالتوقيع على بيع حصصه في شركة أحمد زيني التجارية ، وقد وضحنا أن القائم بالبيع ليس موكلنا وانمــــا هــو</w:t>
-      </w:r>
-    </w:p>
-    <w:p>
-      <w:pPr>
-        <w:jc w:val="right"/>
-        <w:bidi/>
-      </w:pPr>
-      <w:r>
-        <w:rPr>
-          <w:b w:val="0"/>
-          <w:i w:val="0"/>
-        </w:rPr>
-        <w:t>وكيل المورث الشرعي السيد / جابر علا الله بن جيران ، كما هو</w:t>
-      </w:r>
-    </w:p>
-    <w:p>
-      <w:pPr>
-        <w:jc w:val="right"/>
-        <w:bidi/>
-      </w:pPr>
-      <w:r>
-        <w:rPr>
-          <w:b w:val="0"/>
-          <w:i w:val="0"/>
-        </w:rPr>
-        <w:t>موضح تفصيلاً في مذكرتنا السابقة المقدمة للدائرة برقم (٢١/١٧٣٥) وتاريخ</w:t>
-      </w:r>
-    </w:p>
-    <w:p>
-      <w:pPr>
-        <w:jc w:val="right"/>
-        <w:bidi/>
-      </w:pPr>
-      <w:r>
-        <w:rPr>
-          <w:b w:val="0"/>
-          <w:i w:val="0"/>
-        </w:rPr>
-        <w:t>١٤٤٣/١٠/٠٧هـ .</w:t>
-      </w:r>
-    </w:p>
-    <w:p>
-      <w:pPr>
-        <w:jc w:val="right"/>
-        <w:bidi/>
-      </w:pPr>
-      <w:r>
-        <w:rPr>
-          <w:b w:val="0"/>
-          <w:i w:val="0"/>
-        </w:rPr>
-        <w:t>يماحملا بتكم</w:t>
-      </w:r>
-    </w:p>
-    <w:p>
-      <w:pPr>
-        <w:jc w:val="right"/>
-        <w:bidi/>
-      </w:pPr>
-      <w:r>
-        <w:rPr>
-          <w:b w:val="0"/>
-          <w:i w:val="0"/>
-        </w:rPr>
-        <w:t>دشار وبأ يماس دلاخ</w:t>
-      </w:r>
-    </w:p>
-    <w:p>
-      <w:pPr>
-        <w:jc w:val="right"/>
-        <w:bidi/>
-      </w:pPr>
-      <w:r>
-        <w:rPr>
-          <w:b w:val="0"/>
-          <w:i w:val="0"/>
-        </w:rPr>
-        <w:t>ةاماحملاو ةينوناقلا تاراشتسإلل</w:t>
-      </w:r>
-    </w:p>
-    <w:p>
-      <w:pPr>
-        <w:jc w:val="right"/>
-        <w:bidi/>
-      </w:pPr>
-      <w:r>
-        <w:rPr>
-          <w:b w:val="0"/>
-          <w:i w:val="0"/>
-        </w:rPr>
-        <w:t>Law office of</w:t>
-      </w:r>
-    </w:p>
-    <w:p>
-      <w:pPr>
-        <w:jc w:val="right"/>
-        <w:bidi/>
-      </w:pPr>
-      <w:r>
-        <w:rPr>
-          <w:b w:val="0"/>
-          <w:i w:val="0"/>
-        </w:rPr>
-        <w:t>Khalid Sami Abu Rashed</w:t>
-      </w:r>
-    </w:p>
-    <w:p>
-      <w:pPr>
-        <w:jc w:val="right"/>
-        <w:bidi/>
-      </w:pPr>
-      <w:r>
-        <w:rPr>
-          <w:b w:val="0"/>
-          <w:i w:val="0"/>
-        </w:rPr>
         <w:t>Legal Consultancy and Legal Profession</w:t>
       </w:r>
     </w:p>
@@ -1292,27 +1283,25 @@
     </w:p>
     <w:p>
       <w:pPr>
+        <w:pStyle w:val="Heading2"/>
         <w:jc w:val="right"/>
         <w:bidi/>
       </w:pPr>
       <w:r>
-        <w:rPr>
-          <w:b w:val="0"/>
-          <w:i w:val="0"/>
-        </w:rPr>
+        <w:t>[بيانات الأطراف: المدعي / المدعى عليه / الحاضرون] ===</w:t>
+        <w:br/>
         <w:t>مجلد ( ٤/٩ / ٢ ) وتاريخ ١٤٣٤/٢/١٠هـ حيث حضر المدعي بشخصه وأخرين ووقع</w:t>
       </w:r>
     </w:p>
     <w:p>
       <w:pPr>
+        <w:pStyle w:val="Heading2"/>
         <w:jc w:val="right"/>
         <w:bidi/>
       </w:pPr>
       <w:r>
-        <w:rPr>
-          <w:b w:val="0"/>
-          <w:i w:val="0"/>
-        </w:rPr>
+        <w:t>[نص الضبط / الحكم — المتن الفعلي] ===</w:t>
+        <w:br/>
         <w:t>بنفسه لدى كاتب العدل وتخارج من الشركة وأقر صراحة بأنه قد استوفي حقة من</w:t>
       </w:r>
     </w:p>

--- a/zaini_case_audit_output/outputs/word/documents/093_مرفق 6 ـ مذكرة أبو راشد ـ 15-03-1443.docx
+++ b/zaini_case_audit_output/outputs/word/documents/093_مرفق 6 ـ مذكرة أبو راشد ـ 15-03-1443.docx
@@ -77,7 +77,7 @@
       <w:r>
         <w:t>[نص الضبط / الحكم — المتن الفعلي] ===</w:t>
         <w:br/>
-        <w:t>يماحملا بتكم</w:t>
+        <w:t>مكتب المحامي</w:t>
       </w:r>
     </w:p>
     <w:p>
@@ -459,6 +459,18 @@
     </w:p>
     <w:p>
       <w:pPr>
+        <w:pStyle w:val="Heading2"/>
+        <w:jc w:val="right"/>
+        <w:bidi/>
+      </w:pPr>
+      <w:r>
+        <w:t>[ترويسة / كليشة وزارة العدل — معلومات رسمية متكررة] ===</w:t>
+        <w:br/>
+        <w:t>المملكة العربية السعودية - جدة - شارع صفية بنت عبد المطلب - هاتف: ١٦٥٥٤٧٧٧ / ٦٥٥٠٣٠٣ - فاكس: ٦٥٥۰۷۰۷ - ص.ب ٤٠٥٩٨ جدة ٢١٥١١</w:t>
+      </w:r>
+    </w:p>
+    <w:p>
+      <w:pPr>
         <w:jc w:val="right"/>
         <w:bidi/>
       </w:pPr>
@@ -467,18 +479,6 @@
           <w:b w:val="0"/>
           <w:i w:val="0"/>
         </w:rPr>
-        <w:t>٢١٥١١ ةدج ٤٠٥٩٨ ب.ص - ۷۰۷۰٦٥٥ :سكاف - ٦٥٥٠٣٠٣ / ١٦٥٥٤٧٧٧ :فتاه - بلطملا دبع تنب ةيفص عراش - ةدج - ةيدوعسلا ةيبرعلا ةكلمملا</w:t>
-      </w:r>
-    </w:p>
-    <w:p>
-      <w:pPr>
-        <w:pStyle w:val="Heading2"/>
-        <w:jc w:val="right"/>
-        <w:bidi/>
-      </w:pPr>
-      <w:r>
-        <w:t>[ترويسة / كليشة وزارة العدل — معلومات رسمية متكررة] ===</w:t>
-        <w:br/>
         <w:t>K.S.A Jeddah, Safia Bint Abdulmutalib Street - Tel.: 6554777/6550303 - Fax: 6550707 P.O.Box: 40598 Jeddah 21511 E-mail: info@aburashed.org - www.aburashed.org</w:t>
       </w:r>
     </w:p>
@@ -491,7 +491,7 @@
       <w:r>
         <w:t>[نص الضبط / الحكم — المتن الفعلي] ===</w:t>
         <w:br/>
-        <w:t>يماحملا بتكم</w:t>
+        <w:t>مكتب المحامي</w:t>
       </w:r>
     </w:p>
     <w:p>
@@ -858,27 +858,25 @@
     </w:p>
     <w:p>
       <w:pPr>
+        <w:pStyle w:val="Heading2"/>
         <w:jc w:val="right"/>
         <w:bidi/>
       </w:pPr>
       <w:r>
-        <w:rPr>
-          <w:b w:val="0"/>
-          <w:i w:val="0"/>
-        </w:rPr>
-        <w:t>٢١٥١١ ةدج ٤٠٥٩٨ ب.ص - ٦٥٥٠٧٠٧ :سكاف - ٦٥٥٠٣٠٣/٦٥٥٤٧٧٧ :فتاه - بلطملا دبع تنب ةيفص عراش - ةدج - ةيدوعسلا ةيبرعلا ةكلمملا</w:t>
+        <w:t>[ترويسة / كليشة وزارة العدل — معلومات رسمية متكررة] ===</w:t>
+        <w:br/>
+        <w:t>المملكة العربية السعودية - جدة - شارع صفية بنت عبد المطلب - هاتف: ٦٥٥٠٣٠٣/٦٥٥٤٧٧٧ - فاكس: ٦٥٥٠٧٠٧ - ص.ب ٤٠٥٩٨ جدة ٢١٥١١</w:t>
       </w:r>
     </w:p>
     <w:p>
       <w:pPr>
+        <w:pStyle w:val="Heading2"/>
         <w:jc w:val="right"/>
         <w:bidi/>
       </w:pPr>
       <w:r>
-        <w:rPr>
-          <w:b w:val="0"/>
-          <w:i w:val="0"/>
-        </w:rPr>
+        <w:t>[نص الضبط / الحكم — المتن الفعلي] ===</w:t>
+        <w:br/>
         <w:t>K.S.A - Jeddah, Safia Bint Abdulmutalib Street - Tel.: 6554777/6550303 - Fax: 6550707 - P.O.Box: 40598 Jeddah 21511</w:t>
       </w:r>
     </w:p>
@@ -981,7 +979,7 @@
           <w:b w:val="0"/>
           <w:i w:val="0"/>
         </w:rPr>
-        <w:t>يماحملا بتكم</w:t>
+        <w:t>مكتب المحامي</w:t>
       </w:r>
     </w:p>
     <w:p>
@@ -1135,7 +1133,7 @@
           <w:b w:val="0"/>
           <w:i w:val="0"/>
         </w:rPr>
-        <w:t>يماحملا بتكم</w:t>
+        <w:t>مكتب المحامي</w:t>
       </w:r>
     </w:p>
     <w:p>
@@ -1354,7 +1352,7 @@
           <w:b w:val="0"/>
           <w:i w:val="0"/>
         </w:rPr>
-        <w:t>يماحملا بتكم</w:t>
+        <w:t>مكتب المحامي</w:t>
       </w:r>
     </w:p>
     <w:p>

--- a/zaini_case_audit_output/outputs/word/documents/093_مرفق 6 ـ مذكرة أبو راشد ـ 15-03-1443.docx
+++ b/zaini_case_audit_output/outputs/word/documents/093_مرفق 6 ـ مذكرة أبو راشد ـ 15-03-1443.docx
@@ -75,7 +75,7 @@
         <w:bidi/>
       </w:pPr>
       <w:r>
-        <w:t>[نص الضبط / الحكم — المتن الفعلي] ===</w:t>
+        <w:t>[المتن الفعلي: الوقائع / الأسباب / المنطوق] ===</w:t>
         <w:br/>
         <w:t>مكتب المحامي</w:t>
       </w:r>
@@ -316,6 +316,18 @@
     </w:p>
     <w:p>
       <w:pPr>
+        <w:pStyle w:val="Heading2"/>
+        <w:jc w:val="right"/>
+        <w:bidi/>
+      </w:pPr>
+      <w:r>
+        <w:t>[المُرسَل إليه / المخاطَب والتحية] ===</w:t>
+        <w:br/>
+        <w:t>حفظه الله</w:t>
+      </w:r>
+    </w:p>
+    <w:p>
+      <w:pPr>
         <w:jc w:val="right"/>
         <w:bidi/>
       </w:pPr>
@@ -342,27 +354,13 @@
     </w:p>
     <w:p>
       <w:pPr>
+        <w:pStyle w:val="Heading2"/>
         <w:jc w:val="right"/>
         <w:bidi/>
       </w:pPr>
       <w:r>
-        <w:rPr>
-          <w:b w:val="0"/>
-          <w:i w:val="0"/>
-        </w:rPr>
-        <w:t>حفظه الله</w:t>
-      </w:r>
-    </w:p>
-    <w:p>
-      <w:pPr>
-        <w:jc w:val="right"/>
-        <w:bidi/>
-      </w:pPr>
-      <w:r>
-        <w:rPr>
-          <w:b w:val="0"/>
-          <w:i w:val="0"/>
-        </w:rPr>
+        <w:t>[المتن الفعلي: الوقائع / الأسباب / المنطوق] ===</w:t>
+        <w:br/>
         <w:t>الموضوع : وقائع جلسة يوم الثلاثاء ١٤٤٣/٠٣/٢٠هـ الموافق ٢٠٢١/١٠/٢٦م في الدعوى رقم (٤٢٨٢٤٧١٧) المقامة من قبل عدنان أحمد زيني ضد السيد / أسامة أحمد زيني والمنظورة لدى الدائرة الاولى بالمحكمة التجارية بجدة</w:t>
       </w:r>
     </w:p>
@@ -464,7 +462,7 @@
         <w:bidi/>
       </w:pPr>
       <w:r>
-        <w:t>[ترويسة / كليشة وزارة العدل — معلومات رسمية متكررة] ===</w:t>
+        <w:t>[ترويسة / كليشة رسمية — معلومات متكررة] ===</w:t>
         <w:br/>
         <w:t>المملكة العربية السعودية - جدة - شارع صفية بنت عبد المطلب - هاتف: ١٦٥٥٤٧٧٧ / ٦٥٥٠٣٠٣ - فاكس: ٦٥٥۰۷۰۷ - ص.ب ٤٠٥٩٨ جدة ٢١٥١١</w:t>
       </w:r>
@@ -489,7 +487,7 @@
         <w:bidi/>
       </w:pPr>
       <w:r>
-        <w:t>[نص الضبط / الحكم — المتن الفعلي] ===</w:t>
+        <w:t>[المتن الفعلي: الوقائع / الأسباب / المنطوق] ===</w:t>
         <w:br/>
         <w:t>مكتب المحامي</w:t>
       </w:r>
@@ -704,27 +702,25 @@
     </w:p>
     <w:p>
       <w:pPr>
+        <w:pStyle w:val="Heading2"/>
         <w:jc w:val="right"/>
         <w:bidi/>
       </w:pPr>
       <w:r>
-        <w:rPr>
-          <w:b w:val="0"/>
-          <w:i w:val="0"/>
-        </w:rPr>
+        <w:t>[المُرسَل إليه / المخاطَب والتحية] ===</w:t>
+        <w:br/>
         <w:t>أصحاب الفضيلة / رئيس وأعضاء الدائرة التجارية الأولى بالمحكمة التجارية بجدة</w:t>
       </w:r>
     </w:p>
     <w:p>
       <w:pPr>
+        <w:pStyle w:val="Heading2"/>
         <w:jc w:val="right"/>
         <w:bidi/>
       </w:pPr>
       <w:r>
-        <w:rPr>
-          <w:b w:val="0"/>
-          <w:i w:val="0"/>
-        </w:rPr>
+        <w:t>[المتن الفعلي: الوقائع / الأسباب / المنطوق] ===</w:t>
+        <w:br/>
         <w:t>السلام عليكم ورحمة الله تعالى وبركاته</w:t>
       </w:r>
     </w:p>
@@ -773,7 +769,7 @@
         <w:bidi/>
       </w:pPr>
       <w:r>
-        <w:t>[نص الضبط / الحكم — المتن الفعلي] ===</w:t>
+        <w:t>[المتن الفعلي: الوقائع / الأسباب / المنطوق] ===</w:t>
         <w:br/>
         <w:t>أولاً :</w:t>
       </w:r>
@@ -840,7 +836,7 @@
           <w:b w:val="0"/>
           <w:i w:val="0"/>
         </w:rPr>
-        <w:t>. ةيراجتلا مكاحملا ماظن نم (١٦) ةداملا ماكحأل ًاقفو ةيراجتلا مكاحملا صاصتخإ</w:t>
+        <w:t>إختصاص المحاكم التجارية وفقاً لأحكام المادة (١٦) من نظام المحاكم التجارية .</w:t>
       </w:r>
     </w:p>
     <w:p>
@@ -863,7 +859,7 @@
         <w:bidi/>
       </w:pPr>
       <w:r>
-        <w:t>[ترويسة / كليشة وزارة العدل — معلومات رسمية متكررة] ===</w:t>
+        <w:t>[ترويسة / كليشة رسمية — معلومات متكررة] ===</w:t>
         <w:br/>
         <w:t>المملكة العربية السعودية - جدة - شارع صفية بنت عبد المطلب - هاتف: ٦٥٥٠٣٠٣/٦٥٥٤٧٧٧ - فاكس: ٦٥٥٠٧٠٧ - ص.ب ٤٠٥٩٨ جدة ٢١٥١١</w:t>
       </w:r>
@@ -875,7 +871,7 @@
         <w:bidi/>
       </w:pPr>
       <w:r>
-        <w:t>[نص الضبط / الحكم — المتن الفعلي] ===</w:t>
+        <w:t>[المتن الفعلي: الوقائع / الأسباب / المنطوق] ===</w:t>
         <w:br/>
         <w:t>K.S.A - Jeddah, Safia Bint Abdulmutalib Street - Tel.: 6554777/6550303 - Fax: 6550707 - P.O.Box: 40598 Jeddah 21511</w:t>
       </w:r>
@@ -887,7 +883,7 @@
         <w:bidi/>
       </w:pPr>
       <w:r>
-        <w:t>[ترويسة / كليشة وزارة العدل — معلومات رسمية متكررة] ===</w:t>
+        <w:t>[ترويسة / كليشة رسمية — معلومات متكررة] ===</w:t>
         <w:br/>
         <w:t>E-mail: info@aburashed.org - www.aburashed.org</w:t>
       </w:r>
@@ -899,7 +895,7 @@
         <w:bidi/>
       </w:pPr>
       <w:r>
-        <w:t>[نص الضبط / الحكم — المتن الفعلي] ===</w:t>
+        <w:t>[المتن الفعلي: الوقائع / الأسباب / المنطوق] ===</w:t>
         <w:br/>
         <w:t>Law office of</w:t>
       </w:r>
@@ -1066,7 +1062,7 @@
         <w:bidi/>
       </w:pPr>
       <w:r>
-        <w:t>[نص الضبط / الحكم — المتن الفعلي] ===</w:t>
+        <w:t>[المتن الفعلي: الوقائع / الأسباب / المنطوق] ===</w:t>
         <w:br/>
         <w:t>: تآ وه امل ًاقفو اهضحدن هتاءاعدا ىلا عوجرلابو ضعبلا اهضعبب ىواعدلا طلخيو ًاعوضومو ًالكش ةحيحص ريغ ىوعد ماقأ يعدملا</w:t>
       </w:r>
@@ -1268,14 +1264,13 @@
     </w:p>
     <w:p>
       <w:pPr>
+        <w:pStyle w:val="Heading2"/>
         <w:jc w:val="right"/>
         <w:bidi/>
       </w:pPr>
       <w:r>
-        <w:rPr>
-          <w:b w:val="0"/>
-          <w:i w:val="0"/>
-        </w:rPr>
+        <w:t>[الطلبات / المرفقات] ===</w:t>
+        <w:br/>
         <w:t>بتاريخ ١٤٤٣/٠٣/٢٨هـ ( مرفق صور لانحتي الدعوى . (مستند رقم ۲ - ۳) - إدعى المدعي / عدنان احمد زيني بأن موكلنا لم يُسدد قيمة الحصص المشتراه من مورثه في شركة أحمد زيني التجارية ، ورداً على هذا الاستناد غير الصحيح نرفق للدائرة صورة من قرار الشركاء بشركة أحمد زيني التجارية والموثق لـــدى كاتب العدل بالغرفة التجارية الصناعية بجدة برقم (۱۳۰) صحيفة (۸۲)</w:t>
       </w:r>
     </w:p>
@@ -1298,7 +1293,7 @@
         <w:bidi/>
       </w:pPr>
       <w:r>
-        <w:t>[نص الضبط / الحكم — المتن الفعلي] ===</w:t>
+        <w:t>[المتن الفعلي: الوقائع / الأسباب / المنطوق] ===</w:t>
         <w:br/>
         <w:t>بنفسه لدى كاتب العدل وتخارج من الشركة وأقر صراحة بأنه قد استوفي حقة من</w:t>
       </w:r>
@@ -1448,27 +1443,25 @@
     </w:p>
     <w:p>
       <w:pPr>
+        <w:pStyle w:val="Heading2"/>
         <w:jc w:val="right"/>
         <w:bidi/>
       </w:pPr>
       <w:r>
-        <w:rPr>
-          <w:b w:val="0"/>
-          <w:i w:val="0"/>
-        </w:rPr>
+        <w:t>[الطلبات / المرفقات] ===</w:t>
+        <w:br/>
         <w:t>وتأسيساً على ما تقدم نطلب من الدائرة التجارية الأولى الموقرة إصدار الحكم بمطالب</w:t>
       </w:r>
     </w:p>
     <w:p>
       <w:pPr>
+        <w:pStyle w:val="Heading2"/>
         <w:jc w:val="right"/>
         <w:bidi/>
       </w:pPr>
       <w:r>
-        <w:rPr>
-          <w:b w:val="0"/>
-          <w:i w:val="0"/>
-        </w:rPr>
+        <w:t>[المتن الفعلي: الوقائع / الأسباب / المنطوق] ===</w:t>
+        <w:br/>
         <w:t>: ةيلاتلا انلكوم</w:t>
       </w:r>
     </w:p>

--- a/zaini_case_audit_output/outputs/word/documents/093_مرفق 6 ـ مذكرة أبو راشد ـ 15-03-1443.docx
+++ b/zaini_case_audit_output/outputs/word/documents/093_مرفق 6 ـ مذكرة أبو راشد ـ 15-03-1443.docx
@@ -53,20 +53,6 @@
         <w:t>[مخرج آلي / Script Output - سماوي]  [مخرج آلي يحتاج مراجعة بشرية - وردي]</w:t>
       </w:r>
     </w:p>
-    <w:p>
-      <w:pPr>
-        <w:jc w:val="right"/>
-        <w:bidi/>
-      </w:pPr>
-      <w:r>
-        <w:rPr>
-          <w:b w:val="0"/>
-          <w:i/>
-          <w:color w:val="C00000"/>
-        </w:rPr>
-        <w:t>[نص ممسوح OCR صُحِّح ترتيبه آلياً — قد يحتوي أخطاء طفيفة]</w:t>
-      </w:r>
-    </w:p>
     <w:p/>
     <w:p>
       <w:pPr>
@@ -90,7 +76,31 @@
           <w:b w:val="0"/>
           <w:i w:val="0"/>
         </w:rPr>
-        <w:t>دشار وبأ يماس دلاخ</w:t>
+        <w:t>خالد سامي أبو راشد</w:t>
+      </w:r>
+    </w:p>
+    <w:p>
+      <w:pPr>
+        <w:pStyle w:val="Heading2"/>
+        <w:jc w:val="right"/>
+        <w:bidi/>
+      </w:pPr>
+      <w:r>
+        <w:t>[ترويسة / كليشة رسمية — معلومات متكررة] ===</w:t>
+        <w:br/>
+        <w:t>للإستشارات القانونية والمحاماة ترخيص رقم (٢٣/١٤٠) وزارة العدل الرقم الضريبي: ٣١٠٠٤١٤٩٩٤٠٠٠٠٣</w:t>
+      </w:r>
+    </w:p>
+    <w:p>
+      <w:pPr>
+        <w:pStyle w:val="Heading2"/>
+        <w:jc w:val="right"/>
+        <w:bidi/>
+      </w:pPr>
+      <w:r>
+        <w:t>[المتن الفعلي: الوقائع / الأسباب / المنطوق] ===</w:t>
+        <w:br/>
+        <w:t>بسم</w:t>
       </w:r>
     </w:p>
     <w:p>
@@ -103,7 +113,456 @@
           <w:b w:val="0"/>
           <w:i w:val="0"/>
         </w:rPr>
-        <w:t>٣١٠٠٤١٤٩٩٤٠٠٠٠٣ :يبيرضلا مقرلا لدعلا ةرازو (٢٣/١٤٠) مقر صيخرت ةاماحملاو ةينوناقلا تاراشتسإلل</w:t>
+        <w:t>الله الرحمن الرحيم</w:t>
+      </w:r>
+    </w:p>
+    <w:p>
+      <w:pPr>
+        <w:jc w:val="right"/>
+        <w:bidi/>
+      </w:pPr>
+      <w:r>
+        <w:rPr>
+          <w:b w:val="0"/>
+          <w:i w:val="0"/>
+        </w:rPr>
+        <w:t>Law office of</w:t>
+      </w:r>
+    </w:p>
+    <w:p>
+      <w:pPr>
+        <w:jc w:val="right"/>
+        <w:bidi/>
+      </w:pPr>
+      <w:r>
+        <w:rPr>
+          <w:b w:val="0"/>
+          <w:i w:val="0"/>
+        </w:rPr>
+        <w:t>Khalid Sami Abu Rashed</w:t>
+      </w:r>
+    </w:p>
+    <w:p>
+      <w:pPr>
+        <w:jc w:val="right"/>
+        <w:bidi/>
+      </w:pPr>
+      <w:r>
+        <w:rPr>
+          <w:b w:val="0"/>
+          <w:i w:val="0"/>
+        </w:rPr>
+        <w:t>Legal Consultancy and Legal Profession License No. (23/140) Ministry of Justice</w:t>
+      </w:r>
+    </w:p>
+    <w:p>
+      <w:pPr>
+        <w:jc w:val="right"/>
+        <w:bidi/>
+      </w:pPr>
+      <w:r>
+        <w:rPr>
+          <w:b w:val="0"/>
+          <w:i w:val="0"/>
+        </w:rPr>
+        <w:t>VAT No.: 310041499400003</w:t>
+      </w:r>
+    </w:p>
+    <w:p>
+      <w:pPr>
+        <w:jc w:val="right"/>
+        <w:bidi/>
+      </w:pPr>
+      <w:r>
+        <w:rPr>
+          <w:b w:val="0"/>
+          <w:i w:val="0"/>
+        </w:rPr>
+        <w:t>الرقم ٢١/١٨٦٥</w:t>
+      </w:r>
+    </w:p>
+    <w:p>
+      <w:pPr>
+        <w:jc w:val="right"/>
+        <w:bidi/>
+      </w:pPr>
+      <w:r>
+        <w:rPr>
+          <w:b w:val="0"/>
+          <w:i w:val="0"/>
+        </w:rPr>
+        <w:t>التاريخ</w:t>
+      </w:r>
+    </w:p>
+    <w:p>
+      <w:pPr>
+        <w:jc w:val="right"/>
+        <w:bidi/>
+      </w:pPr>
+      <w:r>
+        <w:rPr>
+          <w:b w:val="0"/>
+          <w:i w:val="0"/>
+        </w:rPr>
+        <w:t>٢٦ / ٢٠٢١/١٠م</w:t>
+      </w:r>
+    </w:p>
+    <w:p>
+      <w:pPr>
+        <w:jc w:val="right"/>
+        <w:bidi/>
+      </w:pPr>
+      <w:r>
+        <w:rPr>
+          <w:b w:val="0"/>
+          <w:i w:val="0"/>
+        </w:rPr>
+        <w:t>الموافق</w:t>
+      </w:r>
+    </w:p>
+    <w:p>
+      <w:pPr>
+        <w:jc w:val="right"/>
+        <w:bidi/>
+      </w:pPr>
+      <w:r>
+        <w:rPr>
+          <w:b w:val="0"/>
+          <w:i w:val="0"/>
+        </w:rPr>
+        <w:t>۲۰</w:t>
+      </w:r>
+    </w:p>
+    <w:p>
+      <w:pPr>
+        <w:jc w:val="right"/>
+        <w:bidi/>
+      </w:pPr>
+      <w:r>
+        <w:rPr>
+          <w:b w:val="0"/>
+          <w:i w:val="0"/>
+        </w:rPr>
+        <w:t>١٤٤٣/٠٣هـ</w:t>
+      </w:r>
+    </w:p>
+    <w:p>
+      <w:pPr>
+        <w:jc w:val="right"/>
+        <w:bidi/>
+      </w:pPr>
+      <w:r>
+        <w:rPr>
+          <w:b w:val="0"/>
+          <w:i w:val="0"/>
+        </w:rPr>
+        <w:t>سعادة الأستاذ / أحمد بن أسامة زيني - المدير العام ( القضايا الشخصية )</w:t>
+      </w:r>
+    </w:p>
+    <w:p>
+      <w:pPr>
+        <w:jc w:val="right"/>
+        <w:bidi/>
+      </w:pPr>
+      <w:r>
+        <w:rPr>
+          <w:b w:val="0"/>
+          <w:i w:val="0"/>
+        </w:rPr>
+        <w:t>.. صورة لسعادة المستشار القانوني الأستاذ / طاهر خير الدين – مدير الإدارة القانونية .. صورة لسعادة الأستاذ / أنور باحميشان - مساعد المدير للشؤون القانونية</w:t>
+      </w:r>
+    </w:p>
+    <w:p>
+      <w:pPr>
+        <w:jc w:val="right"/>
+        <w:bidi/>
+      </w:pPr>
+      <w:r>
+        <w:rPr>
+          <w:b w:val="0"/>
+          <w:i w:val="0"/>
+        </w:rPr>
+        <w:t>السلام عليكم ورحمة الله تعالى وبركاته</w:t>
+      </w:r>
+    </w:p>
+    <w:p>
+      <w:pPr>
+        <w:jc w:val="right"/>
+        <w:bidi/>
+      </w:pPr>
+      <w:r>
+        <w:rPr>
+          <w:b w:val="0"/>
+          <w:i w:val="0"/>
+        </w:rPr>
+        <w:t>السلام عليكم ورحمة الله تعالى وبركاته</w:t>
+      </w:r>
+    </w:p>
+    <w:p>
+      <w:pPr>
+        <w:pStyle w:val="Heading2"/>
+        <w:jc w:val="right"/>
+        <w:bidi/>
+      </w:pPr>
+      <w:r>
+        <w:t>[المُرسَل إليه / المخاطَب والتحية] ===</w:t>
+        <w:br/>
+        <w:t>حفظه الله</w:t>
+      </w:r>
+    </w:p>
+    <w:p>
+      <w:pPr>
+        <w:jc w:val="right"/>
+        <w:bidi/>
+      </w:pPr>
+      <w:r>
+        <w:rPr>
+          <w:b w:val="0"/>
+          <w:i w:val="0"/>
+        </w:rPr>
+        <w:t>حفظه الله</w:t>
+      </w:r>
+    </w:p>
+    <w:p>
+      <w:pPr>
+        <w:jc w:val="right"/>
+        <w:bidi/>
+      </w:pPr>
+      <w:r>
+        <w:rPr>
+          <w:b w:val="0"/>
+          <w:i w:val="0"/>
+        </w:rPr>
+        <w:t>حفظه الله</w:t>
+      </w:r>
+    </w:p>
+    <w:p>
+      <w:pPr>
+        <w:pStyle w:val="Heading2"/>
+        <w:jc w:val="right"/>
+        <w:bidi/>
+      </w:pPr>
+      <w:r>
+        <w:t>[المتن الفعلي: الوقائع / الأسباب / المنطوق] ===</w:t>
+        <w:br/>
+        <w:t>الموضوع : وقائع جلسة يوم الثلاثاء ١٤٤٣/٠٣/٢٠هـ الموافق ٢٠٢١/١٠/٢٦م في الدعوى رقم (٤٢٨٢٤٧١٧) المقامة من قبل عدنان أحمد زيني ضد السيد / أسامة أحمد زيني والمنظورة لدى الدائرة الاولى بالمحكمة التجارية بجدة</w:t>
+      </w:r>
+    </w:p>
+    <w:p>
+      <w:pPr>
+        <w:jc w:val="right"/>
+        <w:bidi/>
+      </w:pPr>
+      <w:r>
+        <w:rPr>
+          <w:b w:val="0"/>
+          <w:i w:val="0"/>
+        </w:rPr>
+        <w:t>إشارة إلى الموضوع أعلاه ، نحيطكم علما بحضور الجلسة وحضور وكيل المدعي حيث قدمنا مذكرتنا الجوابية ( مرفق صورتها ) وبعد إطلاع وكيل المدعي عليها طلب الإمهال للرد ، بناء عليه قررت الدائرة تأجيل الجلسة ليوم الثلاثاء ١٤٤٣/٠٤/٠٤هـ الموافق ۲۰۲۱/۱۱/۰۹م الساعة ( ١١:٤٠ ) صباحًا ، وذلك لتقديم وكيل المدعي مذكرته الجوابية عبر نظام ناجز أو إيميل الدائرة خلال (۳) أيام ثم نقوم بالرد على مذكرة المدعي خلال (۳) أيام التي تلي رد المدعي ، لذا نأمل التكرم بالعلم والإحاطة</w:t>
+      </w:r>
+    </w:p>
+    <w:p>
+      <w:pPr>
+        <w:jc w:val="right"/>
+        <w:bidi/>
+      </w:pPr>
+      <w:r>
+        <w:rPr>
+          <w:b w:val="0"/>
+          <w:i w:val="0"/>
+        </w:rPr>
+        <w:t>وتفضلوا بقبول فائق الامتنان والتقدير</w:t>
+      </w:r>
+    </w:p>
+    <w:p>
+      <w:pPr>
+        <w:jc w:val="right"/>
+        <w:bidi/>
+      </w:pPr>
+      <w:r>
+        <w:rPr>
+          <w:b w:val="0"/>
+          <w:i w:val="0"/>
+        </w:rPr>
+        <w:t>والسلام عليكم ورحمة الله تعالى وبركاته</w:t>
+      </w:r>
+    </w:p>
+    <w:p>
+      <w:pPr>
+        <w:jc w:val="right"/>
+        <w:bidi/>
+      </w:pPr>
+      <w:r>
+        <w:rPr>
+          <w:b w:val="0"/>
+          <w:i w:val="0"/>
+        </w:rPr>
+        <w:t>خالد</w:t>
+      </w:r>
+    </w:p>
+    <w:p>
+      <w:pPr>
+        <w:jc w:val="right"/>
+        <w:bidi/>
+      </w:pPr>
+      <w:r>
+        <w:rPr>
+          <w:b w:val="0"/>
+          <w:i w:val="0"/>
+        </w:rPr>
+        <w:t>المحامي</w:t>
+      </w:r>
+    </w:p>
+    <w:p>
+      <w:pPr>
+        <w:jc w:val="right"/>
+        <w:bidi/>
+      </w:pPr>
+      <w:r>
+        <w:rPr>
+          <w:b w:val="0"/>
+          <w:i w:val="0"/>
+        </w:rPr>
+        <w:t>ليجي</w:t>
+      </w:r>
+    </w:p>
+    <w:p>
+      <w:pPr>
+        <w:jc w:val="right"/>
+        <w:bidi/>
+      </w:pPr>
+      <w:r>
+        <w:rPr>
+          <w:b w:val="0"/>
+          <w:i w:val="0"/>
+        </w:rPr>
+        <w:t>عضو معهد المحكمين الدوليين بلندن - محكم معتمد لدى مركز التحكيم لدول مجلس التعاون محكم معتمد لدى وزارة العدل السعودية - أستاذ متعاون بجامعة الملك عبد العزيز (سابقاً)</w:t>
+      </w:r>
+    </w:p>
+    <w:p>
+      <w:pPr>
+        <w:pStyle w:val="Heading2"/>
+        <w:jc w:val="right"/>
+        <w:bidi/>
+      </w:pPr>
+      <w:r>
+        <w:t>[ترويسة / كليشة رسمية — معلومات متكررة] ===</w:t>
+        <w:br/>
+        <w:t>المملكة العربية السعودية - جدة - شارع صفية بنت عبد المطلب - هاتف: ١٦٥٥٤٧٧٧ / ٦٥٥٠٣٠٣ - فاكس: ٦٥٥۰۷۰۷ - ص.ب ٤٠٥٩٨ جدة ٢١٥١١</w:t>
+      </w:r>
+    </w:p>
+    <w:p>
+      <w:pPr>
+        <w:jc w:val="right"/>
+        <w:bidi/>
+      </w:pPr>
+      <w:r>
+        <w:rPr>
+          <w:b w:val="0"/>
+          <w:i w:val="0"/>
+        </w:rPr>
+        <w:t>K.S.A Jeddah, Safia Bint Abdulmutalib Street - Tel.: 6554777/6550303 - Fax: 6550707 P.O.Box: 40598 Jeddah 21511 E-mail: info@aburashed.org - www.aburashed.org</w:t>
+      </w:r>
+    </w:p>
+    <w:p>
+      <w:pPr>
+        <w:pStyle w:val="Heading2"/>
+        <w:jc w:val="right"/>
+        <w:bidi/>
+      </w:pPr>
+      <w:r>
+        <w:t>[المتن الفعلي: الوقائع / الأسباب / المنطوق] ===</w:t>
+        <w:br/>
+        <w:t>مكتب المحامي</w:t>
+      </w:r>
+    </w:p>
+    <w:p>
+      <w:pPr>
+        <w:jc w:val="right"/>
+        <w:bidi/>
+      </w:pPr>
+      <w:r>
+        <w:rPr>
+          <w:b w:val="0"/>
+          <w:i w:val="0"/>
+        </w:rPr>
+        <w:t>خالد سامي أبو راشد</w:t>
+      </w:r>
+    </w:p>
+    <w:p>
+      <w:pPr>
+        <w:pStyle w:val="Heading2"/>
+        <w:jc w:val="right"/>
+        <w:bidi/>
+      </w:pPr>
+      <w:r>
+        <w:t>[ترويسة / كليشة رسمية — معلومات متكررة] ===</w:t>
+        <w:br/>
+        <w:t>للإستشارات القانونية والمحاماة ترخيص رقم ( ٢٣/١٤٠) وزارة العدل الرقم الضريبي: ٣١٠٠٤١٤٩٩٤٠٠٠٠٣</w:t>
+      </w:r>
+    </w:p>
+    <w:p>
+      <w:pPr>
+        <w:pStyle w:val="Heading2"/>
+        <w:jc w:val="right"/>
+        <w:bidi/>
+      </w:pPr>
+      <w:r>
+        <w:t>[المتن الفعلي: الوقائع / الأسباب / المنطوق] ===</w:t>
+        <w:br/>
+        <w:t>Law office of</w:t>
+      </w:r>
+    </w:p>
+    <w:p>
+      <w:pPr>
+        <w:jc w:val="right"/>
+        <w:bidi/>
+      </w:pPr>
+      <w:r>
+        <w:rPr>
+          <w:b w:val="0"/>
+          <w:i w:val="0"/>
+        </w:rPr>
+        <w:t>Khalid Sami Abu Rashed</w:t>
+      </w:r>
+    </w:p>
+    <w:p>
+      <w:pPr>
+        <w:jc w:val="right"/>
+        <w:bidi/>
+      </w:pPr>
+      <w:r>
+        <w:rPr>
+          <w:b w:val="0"/>
+          <w:i w:val="0"/>
+        </w:rPr>
+        <w:t>Legal Consultancy and Legal Profession</w:t>
+      </w:r>
+    </w:p>
+    <w:p>
+      <w:pPr>
+        <w:jc w:val="right"/>
+        <w:bidi/>
+      </w:pPr>
+      <w:r>
+        <w:rPr>
+          <w:b w:val="0"/>
+          <w:i w:val="0"/>
+        </w:rPr>
+        <w:t>License No. (23/140) Ministry of Justice</w:t>
+      </w:r>
+    </w:p>
+    <w:p>
+      <w:pPr>
+        <w:jc w:val="right"/>
+        <w:bidi/>
+      </w:pPr>
+      <w:r>
+        <w:rPr>
+          <w:b w:val="0"/>
+          <w:i w:val="0"/>
+        </w:rPr>
+        <w:t>VAT NO. : 310041499400003</w:t>
       </w:r>
     </w:p>
     <w:p>
@@ -142,6 +601,282 @@
           <w:b w:val="0"/>
           <w:i w:val="0"/>
         </w:rPr>
+        <w:t>الرقم ۲۱/۱۸۲۹</w:t>
+      </w:r>
+    </w:p>
+    <w:p>
+      <w:pPr>
+        <w:jc w:val="right"/>
+        <w:bidi/>
+      </w:pPr>
+      <w:r>
+        <w:rPr>
+          <w:b w:val="0"/>
+          <w:i w:val="0"/>
+        </w:rPr>
+        <w:t>التاريخ</w:t>
+      </w:r>
+    </w:p>
+    <w:p>
+      <w:pPr>
+        <w:jc w:val="right"/>
+        <w:bidi/>
+      </w:pPr>
+      <w:r>
+        <w:rPr>
+          <w:b w:val="0"/>
+          <w:i w:val="0"/>
+        </w:rPr>
+        <w:t>۲۱ / ۲۰۲۱/۱۰م</w:t>
+      </w:r>
+    </w:p>
+    <w:p>
+      <w:pPr>
+        <w:jc w:val="right"/>
+        <w:bidi/>
+      </w:pPr>
+      <w:r>
+        <w:rPr>
+          <w:b w:val="0"/>
+          <w:i w:val="0"/>
+        </w:rPr>
+        <w:t>الموافق</w:t>
+      </w:r>
+    </w:p>
+    <w:p>
+      <w:pPr>
+        <w:jc w:val="right"/>
+        <w:bidi/>
+      </w:pPr>
+      <w:r>
+        <w:rPr>
+          <w:b w:val="0"/>
+          <w:i w:val="0"/>
+        </w:rPr>
+        <w:t>10</w:t>
+      </w:r>
+    </w:p>
+    <w:p>
+      <w:pPr>
+        <w:jc w:val="right"/>
+        <w:bidi/>
+      </w:pPr>
+      <w:r>
+        <w:rPr>
+          <w:b w:val="0"/>
+          <w:i w:val="0"/>
+        </w:rPr>
+        <w:t>/١٤٤٣/٠٣هـ</w:t>
+      </w:r>
+    </w:p>
+    <w:p>
+      <w:pPr>
+        <w:jc w:val="right"/>
+        <w:bidi/>
+      </w:pPr>
+      <w:r>
+        <w:rPr>
+          <w:b w:val="0"/>
+          <w:i w:val="0"/>
+        </w:rPr>
+        <w:t>حفظهم الله</w:t>
+      </w:r>
+    </w:p>
+    <w:p>
+      <w:pPr>
+        <w:pStyle w:val="Heading2"/>
+        <w:jc w:val="right"/>
+        <w:bidi/>
+      </w:pPr>
+      <w:r>
+        <w:t>[المُرسَل إليه / المخاطَب والتحية] ===</w:t>
+        <w:br/>
+        <w:t>أصحاب الفضيلة / رئيس وأعضاء الدائرة التجارية الأولى بالمحكمة التجارية بجدة</w:t>
+      </w:r>
+    </w:p>
+    <w:p>
+      <w:pPr>
+        <w:pStyle w:val="Heading2"/>
+        <w:jc w:val="right"/>
+        <w:bidi/>
+      </w:pPr>
+      <w:r>
+        <w:t>[المتن الفعلي: الوقائع / الأسباب / المنطوق] ===</w:t>
+        <w:br/>
+        <w:t>السلام عليكم ورحمة الله تعالى وبركاته</w:t>
+      </w:r>
+    </w:p>
+    <w:p>
+      <w:pPr>
+        <w:jc w:val="right"/>
+        <w:bidi/>
+      </w:pPr>
+      <w:r>
+        <w:rPr>
+          <w:b w:val="0"/>
+          <w:i w:val="0"/>
+        </w:rPr>
+        <w:t>الموضوع : مذكرة جوابية رداً على المذكرة المقدمة من قبل المدعي / عدنان أحمد عباس زيني بتاريخ ١٤٤٣/٠٣/١١هـ الموافق ۲۰۲۱/١٠/١٧م في دعواه المقامة ضد موكلنا / أسامة أحمد عباس زيني والمقيدة برقم ( ٤٧١٧ ) لعام ١٤٤٢هـ .</w:t>
+      </w:r>
+    </w:p>
+    <w:p>
+      <w:pPr>
+        <w:jc w:val="right"/>
+        <w:bidi/>
+      </w:pPr>
+      <w:r>
+        <w:rPr>
+          <w:b w:val="0"/>
+          <w:i w:val="0"/>
+        </w:rPr>
+        <w:t>إشارة إلى الموضوع أعلاه نوجز للدائرة الموقرة ردنا على المذكرة المقدمة من</w:t>
+      </w:r>
+    </w:p>
+    <w:p>
+      <w:pPr>
+        <w:pStyle w:val="Heading2"/>
+        <w:jc w:val="right"/>
+        <w:bidi/>
+      </w:pPr>
+      <w:r>
+        <w:t>[بيانات الأطراف: المدعي / المدعى عليه / الحاضرون] ===</w:t>
+        <w:br/>
+        <w:t>المدعي وفقاً لما يلي :</w:t>
+      </w:r>
+    </w:p>
+    <w:p>
+      <w:pPr>
+        <w:pStyle w:val="Heading2"/>
+        <w:jc w:val="right"/>
+        <w:bidi/>
+      </w:pPr>
+      <w:r>
+        <w:t>[المتن الفعلي: الوقائع / الأسباب / المنطوق] ===</w:t>
+        <w:br/>
+        <w:t>أولاً :</w:t>
+      </w:r>
+    </w:p>
+    <w:p>
+      <w:pPr>
+        <w:jc w:val="right"/>
+        <w:bidi/>
+      </w:pPr>
+      <w:r>
+        <w:rPr>
+          <w:b w:val="0"/>
+          <w:i w:val="0"/>
+        </w:rPr>
+        <w:t>ندفع مجدداً بعدم إختصاص المحاكم التجارية نوعياً بنظر الدعوى وذلك إستناداً إلى نص المادة (٧٦) فقرة (١) من نظام المرافعات الشرعية والتي نصت على أن الدفع بعدم إختصاص المحكمة لإنتفاء ولايتها أو بسبب نوع الدعوى أو قيمتها أو الدفع بعدم قبول الدعوى لإنعدام الصفة أو الأهلية أو المصلحة أو لأي سبب آخر ، وكذا الدفع بعدم جواز</w:t>
+      </w:r>
+    </w:p>
+    <w:p>
+      <w:pPr>
+        <w:jc w:val="right"/>
+        <w:bidi/>
+      </w:pPr>
+      <w:r>
+        <w:rPr>
+          <w:b w:val="0"/>
+          <w:i w:val="0"/>
+        </w:rPr>
+        <w:t>نظر الدعوى لسبق الفصل فيها ؛ يجوز الدفع به في أي مرحلة تكون فيها الدعوى وتحكم به المحكمة من تلقاء نفسها ؛ وذلك يُعزى إلى أن الدعوى من إختصاص المحاكم</w:t>
+      </w:r>
+    </w:p>
+    <w:p>
+      <w:pPr>
+        <w:pStyle w:val="Heading2"/>
+        <w:jc w:val="right"/>
+        <w:bidi/>
+      </w:pPr>
+      <w:r>
+        <w:t>[بيانات الأطراف: المدعي / المدعى عليه / الحاضرون] ===</w:t>
+        <w:br/>
+        <w:t>العامة حيث أن موضوع الدعوى هو الإدعاء بقيام موكلنا باستغلال الوكالة</w:t>
+      </w:r>
+    </w:p>
+    <w:p>
+      <w:pPr>
+        <w:pStyle w:val="Heading2"/>
+        <w:jc w:val="right"/>
+        <w:bidi/>
+      </w:pPr>
+      <w:r>
+        <w:t>[المتن الفعلي: الوقائع / الأسباب / المنطوق] ===</w:t>
+        <w:br/>
+        <w:t>الممنوحة له من قبل والده وهى دعوى محاسبة وكيل ، وبالتالي تخرج عن</w:t>
+      </w:r>
+    </w:p>
+    <w:p>
+      <w:pPr>
+        <w:jc w:val="right"/>
+        <w:bidi/>
+      </w:pPr>
+      <w:r>
+        <w:rPr>
+          <w:b w:val="0"/>
+          <w:i w:val="0"/>
+        </w:rPr>
+        <w:t>إختصاص المحاكم التجارية وفقاً لأحكام المادة (١٦) من نظام المحاكم التجارية .</w:t>
+      </w:r>
+    </w:p>
+    <w:p>
+      <w:pPr>
+        <w:jc w:val="right"/>
+        <w:bidi/>
+      </w:pPr>
+      <w:r>
+        <w:rPr>
+          <w:b w:val="0"/>
+          <w:i w:val="0"/>
+        </w:rPr>
+        <w:t>E</w:t>
+      </w:r>
+    </w:p>
+    <w:p>
+      <w:pPr>
+        <w:pStyle w:val="Heading2"/>
+        <w:jc w:val="right"/>
+        <w:bidi/>
+      </w:pPr>
+      <w:r>
+        <w:t>[ترويسة / كليشة رسمية — معلومات متكررة] ===</w:t>
+        <w:br/>
+        <w:t>المملكة العربية السعودية - جدة - شارع صفية بنت عبد المطلب - هاتف: ٦٥٥٠٣٠٣/٦٥٥٤٧٧٧ - فاكس: ٦٥٥٠٧٠٧ - ص.ب ٤٠٥٩٨ جدة ٢١٥١١</w:t>
+      </w:r>
+    </w:p>
+    <w:p>
+      <w:pPr>
+        <w:pStyle w:val="Heading2"/>
+        <w:jc w:val="right"/>
+        <w:bidi/>
+      </w:pPr>
+      <w:r>
+        <w:t>[المتن الفعلي: الوقائع / الأسباب / المنطوق] ===</w:t>
+        <w:br/>
+        <w:t>K.S.A - Jeddah, Safia Bint Abdulmutalib Street - Tel.: 6554777/6550303 - Fax: 6550707 - P.O.Box: 40598 Jeddah 21511</w:t>
+      </w:r>
+    </w:p>
+    <w:p>
+      <w:pPr>
+        <w:pStyle w:val="Heading2"/>
+        <w:jc w:val="right"/>
+        <w:bidi/>
+      </w:pPr>
+      <w:r>
+        <w:t>[ترويسة / كليشة رسمية — معلومات متكررة] ===</w:t>
+        <w:br/>
+        <w:t>E-mail: info@aburashed.org - www.aburashed.org</w:t>
+      </w:r>
+    </w:p>
+    <w:p>
+      <w:pPr>
+        <w:pStyle w:val="Heading2"/>
+        <w:jc w:val="right"/>
+        <w:bidi/>
+      </w:pPr>
+      <w:r>
+        <w:t>[المتن الفعلي: الوقائع / الأسباب / المنطوق] ===</w:t>
+        <w:br/>
         <w:t>Law office of</w:t>
       </w:r>
     </w:p>
@@ -168,7 +903,7 @@
           <w:b w:val="0"/>
           <w:i w:val="0"/>
         </w:rPr>
-        <w:t>Legal Consultancy and Legal Profession License No. (23/140) Ministry of Justice</w:t>
+        <w:t>Legal Consultancy and Legal Profession</w:t>
       </w:r>
     </w:p>
     <w:p>
@@ -181,7 +916,7 @@
           <w:b w:val="0"/>
           <w:i w:val="0"/>
         </w:rPr>
-        <w:t>VAT No.: 310041499400003</w:t>
+        <w:t>نبوداشت</w:t>
       </w:r>
     </w:p>
     <w:p>
@@ -194,7 +929,7 @@
           <w:b w:val="0"/>
           <w:i w:val="0"/>
         </w:rPr>
-        <w:t>الرقم ٢١/١٨٦٥</w:t>
+        <w:t>or Khald</w:t>
       </w:r>
     </w:p>
     <w:p>
@@ -207,7 +942,7 @@
           <w:b w:val="0"/>
           <w:i w:val="0"/>
         </w:rPr>
-        <w:t>التاريخ</w:t>
+        <w:t>Al</w:t>
       </w:r>
     </w:p>
     <w:p>
@@ -220,7 +955,7 @@
           <w:b w:val="0"/>
           <w:i w:val="0"/>
         </w:rPr>
-        <w:t>٢٦ / ٢٠٢١/١٠م</w:t>
+        <w:t>مكتب المحامي</w:t>
       </w:r>
     </w:p>
     <w:p>
@@ -233,7 +968,7 @@
           <w:b w:val="0"/>
           <w:i w:val="0"/>
         </w:rPr>
-        <w:t>قفاوملا</w:t>
+        <w:t>خالد سامي أبو راشد</w:t>
       </w:r>
     </w:p>
     <w:p>
@@ -246,7 +981,7 @@
           <w:b w:val="0"/>
           <w:i w:val="0"/>
         </w:rPr>
-        <w:t>۲۰</w:t>
+        <w:t>للإستشارات القانونية والمحاماة</w:t>
       </w:r>
     </w:p>
     <w:p>
@@ -259,7 +994,7 @@
           <w:b w:val="0"/>
           <w:i w:val="0"/>
         </w:rPr>
-        <w:t>١٤٤٣/٠٣هـ</w:t>
+        <w:t>ثانياً :</w:t>
       </w:r>
     </w:p>
     <w:p>
@@ -272,7 +1007,7 @@
           <w:b w:val="0"/>
           <w:i w:val="0"/>
         </w:rPr>
-        <w:t>( ةيصخشلا اياضقلا ) ماعلا ريدملا - ينيز ةماسأ نب دمحأ / ذاتسألا ةداعس</w:t>
+        <w:t>ثالثاً :</w:t>
       </w:r>
     </w:p>
     <w:p>
@@ -285,7 +1020,31 @@
           <w:b w:val="0"/>
           <w:i w:val="0"/>
         </w:rPr>
-        <w:t>ةينوناقلا نوؤشلل ريدملا دعاسم - ناشيمحاب رونأ / ذاتسألا ةداعسل ةروص .. ةينوناقلا ةرادإلا ريدم – نيدلا ريخ رهاط / ذاتسألا ينوناقلا راشتسملا ةداعسل ةروص ..</w:t>
+        <w:t>ندفع مجدداً بعدم جواز نظر الدعوى لسبق الفصل فيها وذلك استناداً إلى نص المادة (٧٦) فقرة (1) من نظام المرافعات الشرعية حيث صدر حكم نهائي وبـــات (مرفق صورته من قبل الدائرة السابعة عشرة بالمحكمة الإدارية بجدة برقم (٢/١٧/١٨٥) لعام ١٤٣٢هـ في الدعويين المقامتين من ذات المدعي في هذه الدعوى ضد موكلنا بشأن شراكته في شركة احمد زيني المحدودة والشركات التابعة لها ، وقضى الحكم باعتماد الصلح بين أطرافه واجراء مضمونه واعتباره ملزمـــاً لهم ومنهياً للخصومة فيما بينهم وبقناعتهم به، وأقر المدعي صراحة في الصلح الذي تم بينهم بأنه ليس له الحق بمطالبة موكلنا بأي مطالبة مهما كان سببها ، وبل وإسقاط حقه في أي مطالب أو دعاوى مهما كان نوعها أو سببها في الماضي</w:t>
+      </w:r>
+    </w:p>
+    <w:p>
+      <w:pPr>
+        <w:pStyle w:val="Heading2"/>
+        <w:jc w:val="right"/>
+        <w:bidi/>
+      </w:pPr>
+      <w:r>
+        <w:t>[بيانات الأطراف: المدعي / المدعى عليه / الحاضرون] ===</w:t>
+        <w:br/>
+        <w:t>والحاضر والمستقبل فيما يتعلق بالشركات موضوع الصلح (مستند رقم (۱)</w:t>
+      </w:r>
+    </w:p>
+    <w:p>
+      <w:pPr>
+        <w:pStyle w:val="Heading2"/>
+        <w:jc w:val="right"/>
+        <w:bidi/>
+      </w:pPr>
+      <w:r>
+        <w:t>[المتن الفعلي: الوقائع / الأسباب / المنطوق] ===</w:t>
+        <w:br/>
+        <w:t>المدعي أقام دعوى غير صحيحة شكلاً وموضوعاً ويخلط الدعاوى ببعضها البعض وبالرجوع الى ادعاءاته ندحضها وفقاً لما هو آت :</w:t>
       </w:r>
     </w:p>
     <w:p>
@@ -298,7 +1057,7 @@
           <w:b w:val="0"/>
           <w:i w:val="0"/>
         </w:rPr>
-        <w:t>السلام عليكم ورحمة الله تعالى وبركاته</w:t>
+        <w:t>1 - إدعى المدعي / عدنان احمد زيني أن موكلنا استغل الوكالات الممنوحة له من والده (رحمه الله) وقام بالتوقيع على بيع حصصه في شركة أحمد زيني التجارية ، وقد وضحنا أن القائم بالبيع ليس موكلنا وانمــــا هــو</w:t>
       </w:r>
     </w:p>
     <w:p>
@@ -311,19 +1070,7 @@
           <w:b w:val="0"/>
           <w:i w:val="0"/>
         </w:rPr>
-        <w:t>السلام عليكم ورحمة الله تعالى وبركاته</w:t>
-      </w:r>
-    </w:p>
-    <w:p>
-      <w:pPr>
-        <w:pStyle w:val="Heading2"/>
-        <w:jc w:val="right"/>
-        <w:bidi/>
-      </w:pPr>
-      <w:r>
-        <w:t>[المُرسَل إليه / المخاطَب والتحية] ===</w:t>
-        <w:br/>
-        <w:t>حفظه الله</w:t>
+        <w:t>وكيل المورث الشرعي السيد / جابر علا الله بن جيران ، كما هو</w:t>
       </w:r>
     </w:p>
     <w:p>
@@ -336,7 +1083,7 @@
           <w:b w:val="0"/>
           <w:i w:val="0"/>
         </w:rPr>
-        <w:t>حفظه الله</w:t>
+        <w:t>موضح تفصيلاً في مذكرتنا السابقة المقدمة للدائرة برقم (٢١/١٧٣٥) وتاريخ</w:t>
       </w:r>
     </w:p>
     <w:p>
@@ -349,19 +1096,7 @@
           <w:b w:val="0"/>
           <w:i w:val="0"/>
         </w:rPr>
-        <w:t>حفظه الله</w:t>
-      </w:r>
-    </w:p>
-    <w:p>
-      <w:pPr>
-        <w:pStyle w:val="Heading2"/>
-        <w:jc w:val="right"/>
-        <w:bidi/>
-      </w:pPr>
-      <w:r>
-        <w:t>[المتن الفعلي: الوقائع / الأسباب / المنطوق] ===</w:t>
-        <w:br/>
-        <w:t>الموضوع : وقائع جلسة يوم الثلاثاء ١٤٤٣/٠٣/٢٠هـ الموافق ٢٠٢١/١٠/٢٦م في الدعوى رقم (٤٢٨٢٤٧١٧) المقامة من قبل عدنان أحمد زيني ضد السيد / أسامة أحمد زيني والمنظورة لدى الدائرة الاولى بالمحكمة التجارية بجدة</w:t>
+        <w:t>١٤٤٣/١٠/٠٧هـ .</w:t>
       </w:r>
     </w:p>
     <w:p>
@@ -374,7 +1109,7 @@
           <w:b w:val="0"/>
           <w:i w:val="0"/>
         </w:rPr>
-        <w:t>إشارة إلى الموضوع أعلاه ، نحيطكم علما بحضور الجلسة وحضور وكيل المدعي حيث قدمنا مذكرتنا الجوابية ( مرفق صورتها ) وبعد إطلاع وكيل المدعي عليها طلب الإمهال للرد ، بناء عليه قررت الدائرة تأجيل الجلسة ليوم الثلاثاء ١٤٤٣/٠٤/٠٤هـ الموافق ۲۰۲۱/۱۱/۰۹م الساعة ( ١١:٤٠ ) صباحًا ، وذلك لتقديم وكيل المدعي مذكرته الجوابية عبر نظام ناجز أو إيميل الدائرة خلال (۳) أيام ثم نقوم بالرد على مذكرة المدعي خلال (۳) أيام التي تلي رد المدعي ، لذا نأمل التكرم بالعلم والإحاطة</w:t>
+        <w:t>مكتب المحامي</w:t>
       </w:r>
     </w:p>
     <w:p>
@@ -387,7 +1122,7 @@
           <w:b w:val="0"/>
           <w:i w:val="0"/>
         </w:rPr>
-        <w:t>وتفضلوا بقبول فائق الامتنان والتقدير</w:t>
+        <w:t>خالد سامي أبو راشد</w:t>
       </w:r>
     </w:p>
     <w:p>
@@ -400,122 +1135,7 @@
           <w:b w:val="0"/>
           <w:i w:val="0"/>
         </w:rPr>
-        <w:t>والسلام عليكم ورحمة الله تعالى وبركاته</w:t>
-      </w:r>
-    </w:p>
-    <w:p>
-      <w:pPr>
-        <w:jc w:val="right"/>
-        <w:bidi/>
-      </w:pPr>
-      <w:r>
-        <w:rPr>
-          <w:b w:val="0"/>
-          <w:i w:val="0"/>
-        </w:rPr>
-        <w:t>دلاخ</w:t>
-      </w:r>
-    </w:p>
-    <w:p>
-      <w:pPr>
-        <w:jc w:val="right"/>
-        <w:bidi/>
-      </w:pPr>
-      <w:r>
-        <w:rPr>
-          <w:b w:val="0"/>
-          <w:i w:val="0"/>
-        </w:rPr>
-        <w:t>يماحملا</w:t>
-      </w:r>
-    </w:p>
-    <w:p>
-      <w:pPr>
-        <w:jc w:val="right"/>
-        <w:bidi/>
-      </w:pPr>
-      <w:r>
-        <w:rPr>
-          <w:b w:val="0"/>
-          <w:i w:val="0"/>
-        </w:rPr>
-        <w:t>ليجي</w:t>
-      </w:r>
-    </w:p>
-    <w:p>
-      <w:pPr>
-        <w:jc w:val="right"/>
-        <w:bidi/>
-      </w:pPr>
-      <w:r>
-        <w:rPr>
-          <w:b w:val="0"/>
-          <w:i w:val="0"/>
-        </w:rPr>
-        <w:t>(ًاقباس) زيزعلا دبع كلملا ةعماجب نواعتم ذاتسأ - ةيدوعسلا لدعلا ةرازو ىدل دمتعم مكحم نواعتلا سلجم لودل ميكحتلا زكرم ىدل دمتعم مكحم - ندنلب نييلودلا نيمكحملا دهعم وضع</w:t>
-      </w:r>
-    </w:p>
-    <w:p>
-      <w:pPr>
-        <w:pStyle w:val="Heading2"/>
-        <w:jc w:val="right"/>
-        <w:bidi/>
-      </w:pPr>
-      <w:r>
-        <w:t>[ترويسة / كليشة رسمية — معلومات متكررة] ===</w:t>
-        <w:br/>
-        <w:t>المملكة العربية السعودية - جدة - شارع صفية بنت عبد المطلب - هاتف: ١٦٥٥٤٧٧٧ / ٦٥٥٠٣٠٣ - فاكس: ٦٥٥۰۷۰۷ - ص.ب ٤٠٥٩٨ جدة ٢١٥١١</w:t>
-      </w:r>
-    </w:p>
-    <w:p>
-      <w:pPr>
-        <w:jc w:val="right"/>
-        <w:bidi/>
-      </w:pPr>
-      <w:r>
-        <w:rPr>
-          <w:b w:val="0"/>
-          <w:i w:val="0"/>
-        </w:rPr>
-        <w:t>K.S.A Jeddah, Safia Bint Abdulmutalib Street - Tel.: 6554777/6550303 - Fax: 6550707 P.O.Box: 40598 Jeddah 21511 E-mail: info@aburashed.org - www.aburashed.org</w:t>
-      </w:r>
-    </w:p>
-    <w:p>
-      <w:pPr>
-        <w:pStyle w:val="Heading2"/>
-        <w:jc w:val="right"/>
-        <w:bidi/>
-      </w:pPr>
-      <w:r>
-        <w:t>[المتن الفعلي: الوقائع / الأسباب / المنطوق] ===</w:t>
-        <w:br/>
-        <w:t>مكتب المحامي</w:t>
-      </w:r>
-    </w:p>
-    <w:p>
-      <w:pPr>
-        <w:jc w:val="right"/>
-        <w:bidi/>
-      </w:pPr>
-      <w:r>
-        <w:rPr>
-          <w:b w:val="0"/>
-          <w:i w:val="0"/>
-        </w:rPr>
-        <w:t>دشار وبأ يماس دلاخ</w:t>
-      </w:r>
-    </w:p>
-    <w:p>
-      <w:pPr>
-        <w:jc w:val="right"/>
-        <w:bidi/>
-      </w:pPr>
-      <w:r>
-        <w:rPr>
-          <w:b w:val="0"/>
-          <w:i w:val="0"/>
-        </w:rPr>
-        <w:t>٣١٠٠٤١٤٩٩٤٠٠٠٠٣ :يبيرضلا مقرلا لدعلا ةرازو (٢٣/١٤٠ ) مقر صيخرت ةاماحملاو ةينوناقلا تاراشتسإلل</w:t>
+        <w:t>للإستشارات القانونية والمحاماة</w:t>
       </w:r>
     </w:p>
     <w:p>
@@ -567,7 +1187,7 @@
           <w:b w:val="0"/>
           <w:i w:val="0"/>
         </w:rPr>
-        <w:t>License No. (23/140) Ministry of Justice</w:t>
+        <w:t>أشار المدعي الى أن مورثه توفى وانحصر ارثة في المدعي والمدعى عليه ووالدتهما وعليه فانه يطالب بنصيبة الشرعي في قيمة حصص شركة أحمد زيني التجارية وفقاً لما ورد في مذكرته موضوع الرد ، وعليه يتوجب عدم اختصاص المحكمة التجارية بنظر الدعوى وإختصاص محكمة الاحوال الشخصية نوعياً بنظرها حيث أن موضوع الدعوى هو مسالة من مسائل الإرث وذلك وفقاً لأحكام المادة (۳۳) فقرة (أ-۳) من نظام المرافعات الشرعية والتي نصت على أن تختص</w:t>
       </w:r>
     </w:p>
     <w:p>
@@ -580,7 +1200,7 @@
           <w:b w:val="0"/>
           <w:i w:val="0"/>
         </w:rPr>
-        <w:t>VAT NO. : 310041499400003</w:t>
+        <w:t>محاكم الأحوال الشخصية بالنظر في الآتي: أ - جميع مسائل الأحوال الشخصية، ومنها: ٣- الإرث، وقسمة التركة بما فيها العقار إذا كان فيها نزاع، أو حصة وقف أو وصية، أو قاصر أو غائب.) ، خاصة وأن المدعي أقام دعويين وهما دعوى قسمة تركة مالية مقيدة</w:t>
       </w:r>
     </w:p>
     <w:p>
@@ -593,7 +1213,7 @@
           <w:b w:val="0"/>
           <w:i w:val="0"/>
         </w:rPr>
-        <w:t>بسم</w:t>
+        <w:t>برقم (٤۲۱۱۱٧٢٥١) لدى محكمة الاحوال الشخصية بجدة ومحدد لها جلسة</w:t>
       </w:r>
     </w:p>
     <w:p>
@@ -606,7 +1226,7 @@
           <w:b w:val="0"/>
           <w:i w:val="0"/>
         </w:rPr>
-        <w:t>الله الرحمن الرحيم</w:t>
+        <w:t>بتاريخ ١٤٤٣/٠٣/٢٩هـ ، ودعوى قسمة تركة عقارية مقيدة برقم</w:t>
       </w:r>
     </w:p>
     <w:p>
@@ -619,7 +1239,43 @@
           <w:b w:val="0"/>
           <w:i w:val="0"/>
         </w:rPr>
-        <w:t>الرقم ۲۱/۱۸۲۹</w:t>
+        <w:t>(٤٢١١٠٩١٥٧) لدى محكمة الاحوال الشخصية بجدة ومحدد لها جلسة</w:t>
+      </w:r>
+    </w:p>
+    <w:p>
+      <w:pPr>
+        <w:pStyle w:val="Heading2"/>
+        <w:jc w:val="right"/>
+        <w:bidi/>
+      </w:pPr>
+      <w:r>
+        <w:t>[الطلبات / المرفقات] ===</w:t>
+        <w:br/>
+        <w:t>بتاريخ ١٤٤٣/٠٣/٢٨هـ ( مرفق صور لانحتي الدعوى . (مستند رقم ۲ - ۳) - إدعى المدعي / عدنان احمد زيني بأن موكلنا لم يُسدد قيمة الحصص المشتراه من مورثه في شركة أحمد زيني التجارية ، ورداً على هذا الاستناد غير الصحيح نرفق للدائرة صورة من قرار الشركاء بشركة أحمد زيني التجارية والموثق لـــدى كاتب العدل بالغرفة التجارية الصناعية بجدة برقم (۱۳۰) صحيفة (۸۲)</w:t>
+      </w:r>
+    </w:p>
+    <w:p>
+      <w:pPr>
+        <w:pStyle w:val="Heading2"/>
+        <w:jc w:val="right"/>
+        <w:bidi/>
+      </w:pPr>
+      <w:r>
+        <w:t>[بيانات الأطراف: المدعي / المدعى عليه / الحاضرون] ===</w:t>
+        <w:br/>
+        <w:t>مجلد ( ٤/٩ / ٢ ) وتاريخ ١٤٣٤/٢/١٠هـ حيث حضر المدعي بشخصه وأخرين ووقع</w:t>
+      </w:r>
+    </w:p>
+    <w:p>
+      <w:pPr>
+        <w:pStyle w:val="Heading2"/>
+        <w:jc w:val="right"/>
+        <w:bidi/>
+      </w:pPr>
+      <w:r>
+        <w:t>[المتن الفعلي: الوقائع / الأسباب / المنطوق] ===</w:t>
+        <w:br/>
+        <w:t>بنفسه لدى كاتب العدل وتخارج من الشركة وأقر صراحة بأنه قد استوفي حقة من</w:t>
       </w:r>
     </w:p>
     <w:p>
@@ -632,7 +1288,7 @@
           <w:b w:val="0"/>
           <w:i w:val="0"/>
         </w:rPr>
-        <w:t>التاريخ</w:t>
+        <w:t>قبل الطرف المشتري الشريك الجديد في الشركة ويعتبر</w:t>
       </w:r>
     </w:p>
     <w:p>
@@ -645,7 +1301,7 @@
           <w:b w:val="0"/>
           <w:i w:val="0"/>
         </w:rPr>
-        <w:t>۲۱ / ۲۰۲۱/۱۰م</w:t>
+        <w:t>توقيعه بمثابة مخالصة تامة ونهائية وابراء الذمة الطرف</w:t>
       </w:r>
     </w:p>
     <w:p>
@@ -658,7 +1314,7 @@
           <w:b w:val="0"/>
           <w:i w:val="0"/>
         </w:rPr>
-        <w:t>قفاوملا</w:t>
+        <w:t>المشتري موكلنا - ) مستند رقم ٤ .</w:t>
       </w:r>
     </w:p>
     <w:p>
@@ -671,7 +1327,7 @@
           <w:b w:val="0"/>
           <w:i w:val="0"/>
         </w:rPr>
-        <w:t>10</w:t>
+        <w:t>مكتب المحامي</w:t>
       </w:r>
     </w:p>
     <w:p>
@@ -684,7 +1340,7 @@
           <w:b w:val="0"/>
           <w:i w:val="0"/>
         </w:rPr>
-        <w:t>/١٤٤٣/٠٣هـ</w:t>
+        <w:t>خالد سامي أبو راشد</w:t>
       </w:r>
     </w:p>
     <w:p>
@@ -697,31 +1353,7 @@
           <w:b w:val="0"/>
           <w:i w:val="0"/>
         </w:rPr>
-        <w:t>حفظهم الله</w:t>
-      </w:r>
-    </w:p>
-    <w:p>
-      <w:pPr>
-        <w:pStyle w:val="Heading2"/>
-        <w:jc w:val="right"/>
-        <w:bidi/>
-      </w:pPr>
-      <w:r>
-        <w:t>[المُرسَل إليه / المخاطَب والتحية] ===</w:t>
-        <w:br/>
-        <w:t>أصحاب الفضيلة / رئيس وأعضاء الدائرة التجارية الأولى بالمحكمة التجارية بجدة</w:t>
-      </w:r>
-    </w:p>
-    <w:p>
-      <w:pPr>
-        <w:pStyle w:val="Heading2"/>
-        <w:jc w:val="right"/>
-        <w:bidi/>
-      </w:pPr>
-      <w:r>
-        <w:t>[المتن الفعلي: الوقائع / الأسباب / المنطوق] ===</w:t>
-        <w:br/>
-        <w:t>السلام عليكم ورحمة الله تعالى وبركاته</w:t>
+        <w:t>للإستشارات القانونية والمحاماة</w:t>
       </w:r>
     </w:p>
     <w:p>
@@ -734,7 +1366,7 @@
           <w:b w:val="0"/>
           <w:i w:val="0"/>
         </w:rPr>
-        <w:t>الموضوع : مذكرة جوابية رداً على المذكرة المقدمة من قبل المدعي / عدنان أحمد عباس زيني بتاريخ ١٤٤٣/٠٣/١١هـ الموافق ۲۰۲۱/١٠/١٧م في دعواه المقامة ضد موكلنا / أسامة أحمد عباس زيني والمقيدة برقم ( ٤٧١٧ ) لعام ١٤٤٢هـ .</w:t>
+        <w:t>وأبودات</w:t>
       </w:r>
     </w:p>
     <w:p>
@@ -747,156 +1379,6 @@
           <w:b w:val="0"/>
           <w:i w:val="0"/>
         </w:rPr>
-        <w:t>إشارة إلى الموضوع أعلاه نوجز للدائرة الموقرة ردنا على المذكرة المقدمة من</w:t>
-      </w:r>
-    </w:p>
-    <w:p>
-      <w:pPr>
-        <w:pStyle w:val="Heading2"/>
-        <w:jc w:val="right"/>
-        <w:bidi/>
-      </w:pPr>
-      <w:r>
-        <w:t>[بيانات الأطراف: المدعي / المدعى عليه / الحاضرون] ===</w:t>
-        <w:br/>
-        <w:t>المدعي وفقاً لما يلي :</w:t>
-      </w:r>
-    </w:p>
-    <w:p>
-      <w:pPr>
-        <w:pStyle w:val="Heading2"/>
-        <w:jc w:val="right"/>
-        <w:bidi/>
-      </w:pPr>
-      <w:r>
-        <w:t>[المتن الفعلي: الوقائع / الأسباب / المنطوق] ===</w:t>
-        <w:br/>
-        <w:t>أولاً :</w:t>
-      </w:r>
-    </w:p>
-    <w:p>
-      <w:pPr>
-        <w:jc w:val="right"/>
-        <w:bidi/>
-      </w:pPr>
-      <w:r>
-        <w:rPr>
-          <w:b w:val="0"/>
-          <w:i w:val="0"/>
-        </w:rPr>
-        <w:t>ندفع مجدداً بعدم إختصاص المحاكم التجارية نوعياً بنظر الدعوى وذلك إستناداً إلى نص المادة (٧٦) فقرة (١) من نظام المرافعات الشرعية والتي نصت على أن الدفع بعدم إختصاص المحكمة لإنتفاء ولايتها أو بسبب نوع الدعوى أو قيمتها أو الدفع بعدم قبول الدعوى لإنعدام الصفة أو الأهلية أو المصلحة أو لأي سبب آخر ، وكذا الدفع بعدم جواز</w:t>
-      </w:r>
-    </w:p>
-    <w:p>
-      <w:pPr>
-        <w:jc w:val="right"/>
-        <w:bidi/>
-      </w:pPr>
-      <w:r>
-        <w:rPr>
-          <w:b w:val="0"/>
-          <w:i w:val="0"/>
-        </w:rPr>
-        <w:t>نظر الدعوى لسبق الفصل فيها ؛ يجوز الدفع به في أي مرحلة تكون فيها الدعوى وتحكم به المحكمة من تلقاء نفسها ؛ وذلك يُعزى إلى أن الدعوى من إختصاص المحاكم</w:t>
-      </w:r>
-    </w:p>
-    <w:p>
-      <w:pPr>
-        <w:jc w:val="right"/>
-        <w:bidi/>
-      </w:pPr>
-      <w:r>
-        <w:rPr>
-          <w:b w:val="0"/>
-          <w:i w:val="0"/>
-        </w:rPr>
-        <w:t>ةلاكولا لالغتساب انلكوم مايقب ءاعدإلا وه ىوعدلا عوضوم نأ ثيح ةماعلا</w:t>
-      </w:r>
-    </w:p>
-    <w:p>
-      <w:pPr>
-        <w:jc w:val="right"/>
-        <w:bidi/>
-      </w:pPr>
-      <w:r>
-        <w:rPr>
-          <w:b w:val="0"/>
-          <w:i w:val="0"/>
-        </w:rPr>
-        <w:t>الممنوحة له من قبل والده وهى دعوى محاسبة وكيل ، وبالتالي تخرج عن</w:t>
-      </w:r>
-    </w:p>
-    <w:p>
-      <w:pPr>
-        <w:jc w:val="right"/>
-        <w:bidi/>
-      </w:pPr>
-      <w:r>
-        <w:rPr>
-          <w:b w:val="0"/>
-          <w:i w:val="0"/>
-        </w:rPr>
-        <w:t>إختصاص المحاكم التجارية وفقاً لأحكام المادة (١٦) من نظام المحاكم التجارية .</w:t>
-      </w:r>
-    </w:p>
-    <w:p>
-      <w:pPr>
-        <w:jc w:val="right"/>
-        <w:bidi/>
-      </w:pPr>
-      <w:r>
-        <w:rPr>
-          <w:b w:val="0"/>
-          <w:i w:val="0"/>
-        </w:rPr>
-        <w:t>E</w:t>
-      </w:r>
-    </w:p>
-    <w:p>
-      <w:pPr>
-        <w:pStyle w:val="Heading2"/>
-        <w:jc w:val="right"/>
-        <w:bidi/>
-      </w:pPr>
-      <w:r>
-        <w:t>[ترويسة / كليشة رسمية — معلومات متكررة] ===</w:t>
-        <w:br/>
-        <w:t>المملكة العربية السعودية - جدة - شارع صفية بنت عبد المطلب - هاتف: ٦٥٥٠٣٠٣/٦٥٥٤٧٧٧ - فاكس: ٦٥٥٠٧٠٧ - ص.ب ٤٠٥٩٨ جدة ٢١٥١١</w:t>
-      </w:r>
-    </w:p>
-    <w:p>
-      <w:pPr>
-        <w:pStyle w:val="Heading2"/>
-        <w:jc w:val="right"/>
-        <w:bidi/>
-      </w:pPr>
-      <w:r>
-        <w:t>[المتن الفعلي: الوقائع / الأسباب / المنطوق] ===</w:t>
-        <w:br/>
-        <w:t>K.S.A - Jeddah, Safia Bint Abdulmutalib Street - Tel.: 6554777/6550303 - Fax: 6550707 - P.O.Box: 40598 Jeddah 21511</w:t>
-      </w:r>
-    </w:p>
-    <w:p>
-      <w:pPr>
-        <w:pStyle w:val="Heading2"/>
-        <w:jc w:val="right"/>
-        <w:bidi/>
-      </w:pPr>
-      <w:r>
-        <w:t>[ترويسة / كليشة رسمية — معلومات متكررة] ===</w:t>
-        <w:br/>
-        <w:t>E-mail: info@aburashed.org - www.aburashed.org</w:t>
-      </w:r>
-    </w:p>
-    <w:p>
-      <w:pPr>
-        <w:pStyle w:val="Heading2"/>
-        <w:jc w:val="right"/>
-        <w:bidi/>
-      </w:pPr>
-      <w:r>
-        <w:t>[المتن الفعلي: الوقائع / الأسباب / المنطوق] ===</w:t>
-        <w:br/>
         <w:t>Law office of</w:t>
       </w:r>
     </w:p>
@@ -936,508 +1418,6 @@
           <w:b w:val="0"/>
           <w:i w:val="0"/>
         </w:rPr>
-        <w:t>نبوداشت</w:t>
-      </w:r>
-    </w:p>
-    <w:p>
-      <w:pPr>
-        <w:jc w:val="right"/>
-        <w:bidi/>
-      </w:pPr>
-      <w:r>
-        <w:rPr>
-          <w:b w:val="0"/>
-          <w:i w:val="0"/>
-        </w:rPr>
-        <w:t>or Khald</w:t>
-      </w:r>
-    </w:p>
-    <w:p>
-      <w:pPr>
-        <w:jc w:val="right"/>
-        <w:bidi/>
-      </w:pPr>
-      <w:r>
-        <w:rPr>
-          <w:b w:val="0"/>
-          <w:i w:val="0"/>
-        </w:rPr>
-        <w:t>Al</w:t>
-      </w:r>
-    </w:p>
-    <w:p>
-      <w:pPr>
-        <w:jc w:val="right"/>
-        <w:bidi/>
-      </w:pPr>
-      <w:r>
-        <w:rPr>
-          <w:b w:val="0"/>
-          <w:i w:val="0"/>
-        </w:rPr>
-        <w:t>مكتب المحامي</w:t>
-      </w:r>
-    </w:p>
-    <w:p>
-      <w:pPr>
-        <w:jc w:val="right"/>
-        <w:bidi/>
-      </w:pPr>
-      <w:r>
-        <w:rPr>
-          <w:b w:val="0"/>
-          <w:i w:val="0"/>
-        </w:rPr>
-        <w:t>دشار وبأ يماس دلاخ</w:t>
-      </w:r>
-    </w:p>
-    <w:p>
-      <w:pPr>
-        <w:jc w:val="right"/>
-        <w:bidi/>
-      </w:pPr>
-      <w:r>
-        <w:rPr>
-          <w:b w:val="0"/>
-          <w:i w:val="0"/>
-        </w:rPr>
-        <w:t>ةاماحملاو ةينوناقلا تاراشتسإلل</w:t>
-      </w:r>
-    </w:p>
-    <w:p>
-      <w:pPr>
-        <w:jc w:val="right"/>
-        <w:bidi/>
-      </w:pPr>
-      <w:r>
-        <w:rPr>
-          <w:b w:val="0"/>
-          <w:i w:val="0"/>
-        </w:rPr>
-        <w:t>ثانياً :</w:t>
-      </w:r>
-    </w:p>
-    <w:p>
-      <w:pPr>
-        <w:jc w:val="right"/>
-        <w:bidi/>
-      </w:pPr>
-      <w:r>
-        <w:rPr>
-          <w:b w:val="0"/>
-          <w:i w:val="0"/>
-        </w:rPr>
-        <w:t>: ًاثلاث</w:t>
-      </w:r>
-    </w:p>
-    <w:p>
-      <w:pPr>
-        <w:jc w:val="right"/>
-        <w:bidi/>
-      </w:pPr>
-      <w:r>
-        <w:rPr>
-          <w:b w:val="0"/>
-          <w:i w:val="0"/>
-        </w:rPr>
-        <w:t>ندفع مجدداً بعدم جواز نظر الدعوى لسبق الفصل فيها وذلك استناداً إلى نص المادة (٧٦) فقرة (1) من نظام المرافعات الشرعية حيث صدر حكم نهائي وبـــات (مرفق صورته من قبل الدائرة السابعة عشرة بالمحكمة الإدارية بجدة برقم (٢/١٧/١٨٥) لعام ١٤٣٢هـ في الدعويين المقامتين من ذات المدعي في هذه الدعوى ضد موكلنا بشأن شراكته في شركة احمد زيني المحدودة والشركات التابعة لها ، وقضى الحكم باعتماد الصلح بين أطرافه واجراء مضمونه واعتباره ملزمـــاً لهم ومنهياً للخصومة فيما بينهم وبقناعتهم به، وأقر المدعي صراحة في الصلح الذي تم بينهم بأنه ليس له الحق بمطالبة موكلنا بأي مطالبة مهما كان سببها ، وبل وإسقاط حقه في أي مطالب أو دعاوى مهما كان نوعها أو سببها في الماضي</w:t>
-      </w:r>
-    </w:p>
-    <w:p>
-      <w:pPr>
-        <w:pStyle w:val="Heading2"/>
-        <w:jc w:val="right"/>
-        <w:bidi/>
-      </w:pPr>
-      <w:r>
-        <w:t>[بيانات الأطراف: المدعي / المدعى عليه / الحاضرون] ===</w:t>
-        <w:br/>
-        <w:t>والحاضر والمستقبل فيما يتعلق بالشركات موضوع الصلح (مستند رقم (۱)</w:t>
-      </w:r>
-    </w:p>
-    <w:p>
-      <w:pPr>
-        <w:pStyle w:val="Heading2"/>
-        <w:jc w:val="right"/>
-        <w:bidi/>
-      </w:pPr>
-      <w:r>
-        <w:t>[المتن الفعلي: الوقائع / الأسباب / المنطوق] ===</w:t>
-        <w:br/>
-        <w:t>: تآ وه امل ًاقفو اهضحدن هتاءاعدا ىلا عوجرلابو ضعبلا اهضعبب ىواعدلا طلخيو ًاعوضومو ًالكش ةحيحص ريغ ىوعد ماقأ يعدملا</w:t>
-      </w:r>
-    </w:p>
-    <w:p>
-      <w:pPr>
-        <w:jc w:val="right"/>
-        <w:bidi/>
-      </w:pPr>
-      <w:r>
-        <w:rPr>
-          <w:b w:val="0"/>
-          <w:i w:val="0"/>
-        </w:rPr>
-        <w:t>1 - إدعى المدعي / عدنان احمد زيني أن موكلنا استغل الوكالات الممنوحة له من والده (رحمه الله) وقام بالتوقيع على بيع حصصه في شركة أحمد زيني التجارية ، وقد وضحنا أن القائم بالبيع ليس موكلنا وانمــــا هــو</w:t>
-      </w:r>
-    </w:p>
-    <w:p>
-      <w:pPr>
-        <w:jc w:val="right"/>
-        <w:bidi/>
-      </w:pPr>
-      <w:r>
-        <w:rPr>
-          <w:b w:val="0"/>
-          <w:i w:val="0"/>
-        </w:rPr>
-        <w:t>وكيل المورث الشرعي السيد / جابر علا الله بن جيران ، كما هو</w:t>
-      </w:r>
-    </w:p>
-    <w:p>
-      <w:pPr>
-        <w:jc w:val="right"/>
-        <w:bidi/>
-      </w:pPr>
-      <w:r>
-        <w:rPr>
-          <w:b w:val="0"/>
-          <w:i w:val="0"/>
-        </w:rPr>
-        <w:t>موضح تفصيلاً في مذكرتنا السابقة المقدمة للدائرة برقم (٢١/١٧٣٥) وتاريخ</w:t>
-      </w:r>
-    </w:p>
-    <w:p>
-      <w:pPr>
-        <w:jc w:val="right"/>
-        <w:bidi/>
-      </w:pPr>
-      <w:r>
-        <w:rPr>
-          <w:b w:val="0"/>
-          <w:i w:val="0"/>
-        </w:rPr>
-        <w:t>١٤٤٣/١٠/٠٧هـ .</w:t>
-      </w:r>
-    </w:p>
-    <w:p>
-      <w:pPr>
-        <w:jc w:val="right"/>
-        <w:bidi/>
-      </w:pPr>
-      <w:r>
-        <w:rPr>
-          <w:b w:val="0"/>
-          <w:i w:val="0"/>
-        </w:rPr>
-        <w:t>مكتب المحامي</w:t>
-      </w:r>
-    </w:p>
-    <w:p>
-      <w:pPr>
-        <w:jc w:val="right"/>
-        <w:bidi/>
-      </w:pPr>
-      <w:r>
-        <w:rPr>
-          <w:b w:val="0"/>
-          <w:i w:val="0"/>
-        </w:rPr>
-        <w:t>دشار وبأ يماس دلاخ</w:t>
-      </w:r>
-    </w:p>
-    <w:p>
-      <w:pPr>
-        <w:jc w:val="right"/>
-        <w:bidi/>
-      </w:pPr>
-      <w:r>
-        <w:rPr>
-          <w:b w:val="0"/>
-          <w:i w:val="0"/>
-        </w:rPr>
-        <w:t>ةاماحملاو ةينوناقلا تاراشتسإلل</w:t>
-      </w:r>
-    </w:p>
-    <w:p>
-      <w:pPr>
-        <w:jc w:val="right"/>
-        <w:bidi/>
-      </w:pPr>
-      <w:r>
-        <w:rPr>
-          <w:b w:val="0"/>
-          <w:i w:val="0"/>
-        </w:rPr>
-        <w:t>Law office of</w:t>
-      </w:r>
-    </w:p>
-    <w:p>
-      <w:pPr>
-        <w:jc w:val="right"/>
-        <w:bidi/>
-      </w:pPr>
-      <w:r>
-        <w:rPr>
-          <w:b w:val="0"/>
-          <w:i w:val="0"/>
-        </w:rPr>
-        <w:t>Khalid Sami Abu Rashed</w:t>
-      </w:r>
-    </w:p>
-    <w:p>
-      <w:pPr>
-        <w:jc w:val="right"/>
-        <w:bidi/>
-      </w:pPr>
-      <w:r>
-        <w:rPr>
-          <w:b w:val="0"/>
-          <w:i w:val="0"/>
-        </w:rPr>
-        <w:t>Legal Consultancy and Legal Profession</w:t>
-      </w:r>
-    </w:p>
-    <w:p>
-      <w:pPr>
-        <w:jc w:val="right"/>
-        <w:bidi/>
-      </w:pPr>
-      <w:r>
-        <w:rPr>
-          <w:b w:val="0"/>
-          <w:i w:val="0"/>
-        </w:rPr>
-        <w:t>أشار المدعي الى أن مورثه توفى وانحصر ارثة في المدعي والمدعى عليه ووالدتهما وعليه فانه يطالب بنصيبة الشرعي في قيمة حصص شركة أحمد زيني التجارية وفقاً لما ورد في مذكرته موضوع الرد ، وعليه يتوجب عدم اختصاص المحكمة التجارية بنظر الدعوى وإختصاص محكمة الاحوال الشخصية نوعياً بنظرها حيث أن موضوع الدعوى هو مسالة من مسائل الإرث وذلك وفقاً لأحكام المادة (۳۳) فقرة (أ-۳) من نظام المرافعات الشرعية والتي نصت على أن تختص</w:t>
-      </w:r>
-    </w:p>
-    <w:p>
-      <w:pPr>
-        <w:jc w:val="right"/>
-        <w:bidi/>
-      </w:pPr>
-      <w:r>
-        <w:rPr>
-          <w:b w:val="0"/>
-          <w:i w:val="0"/>
-        </w:rPr>
-        <w:t>محاكم الأحوال الشخصية بالنظر في الآتي: أ - جميع مسائل الأحوال الشخصية، ومنها: ٣- الإرث، وقسمة التركة بما فيها العقار إذا كان فيها نزاع، أو حصة وقف أو وصية، أو قاصر أو غائب.) ، خاصة وأن المدعي أقام دعويين وهما دعوى قسمة تركة مالية مقيدة</w:t>
-      </w:r>
-    </w:p>
-    <w:p>
-      <w:pPr>
-        <w:jc w:val="right"/>
-        <w:bidi/>
-      </w:pPr>
-      <w:r>
-        <w:rPr>
-          <w:b w:val="0"/>
-          <w:i w:val="0"/>
-        </w:rPr>
-        <w:t>ةسلج اهل ددحمو ةدجب ةيصخشلا لاوحالا ةمكحم ىدل (٧٢٥١۱۱۱۲٤) مقرب</w:t>
-      </w:r>
-    </w:p>
-    <w:p>
-      <w:pPr>
-        <w:jc w:val="right"/>
-        <w:bidi/>
-      </w:pPr>
-      <w:r>
-        <w:rPr>
-          <w:b w:val="0"/>
-          <w:i w:val="0"/>
-        </w:rPr>
-        <w:t>بتاريخ ١٤٤٣/٠٣/٢٩هـ ، ودعوى قسمة تركة عقارية مقيدة برقم</w:t>
-      </w:r>
-    </w:p>
-    <w:p>
-      <w:pPr>
-        <w:jc w:val="right"/>
-        <w:bidi/>
-      </w:pPr>
-      <w:r>
-        <w:rPr>
-          <w:b w:val="0"/>
-          <w:i w:val="0"/>
-        </w:rPr>
-        <w:t>ةسلج اهل ددحمو ةدجب ةيصخشلا لاوحالا ةمكحم ىدل (٤٢١١٠٩١٥٧)</w:t>
-      </w:r>
-    </w:p>
-    <w:p>
-      <w:pPr>
-        <w:pStyle w:val="Heading2"/>
-        <w:jc w:val="right"/>
-        <w:bidi/>
-      </w:pPr>
-      <w:r>
-        <w:t>[الطلبات / المرفقات] ===</w:t>
-        <w:br/>
-        <w:t>بتاريخ ١٤٤٣/٠٣/٢٨هـ ( مرفق صور لانحتي الدعوى . (مستند رقم ۲ - ۳) - إدعى المدعي / عدنان احمد زيني بأن موكلنا لم يُسدد قيمة الحصص المشتراه من مورثه في شركة أحمد زيني التجارية ، ورداً على هذا الاستناد غير الصحيح نرفق للدائرة صورة من قرار الشركاء بشركة أحمد زيني التجارية والموثق لـــدى كاتب العدل بالغرفة التجارية الصناعية بجدة برقم (۱۳۰) صحيفة (۸۲)</w:t>
-      </w:r>
-    </w:p>
-    <w:p>
-      <w:pPr>
-        <w:pStyle w:val="Heading2"/>
-        <w:jc w:val="right"/>
-        <w:bidi/>
-      </w:pPr>
-      <w:r>
-        <w:t>[بيانات الأطراف: المدعي / المدعى عليه / الحاضرون] ===</w:t>
-        <w:br/>
-        <w:t>مجلد ( ٤/٩ / ٢ ) وتاريخ ١٤٣٤/٢/١٠هـ حيث حضر المدعي بشخصه وأخرين ووقع</w:t>
-      </w:r>
-    </w:p>
-    <w:p>
-      <w:pPr>
-        <w:pStyle w:val="Heading2"/>
-        <w:jc w:val="right"/>
-        <w:bidi/>
-      </w:pPr>
-      <w:r>
-        <w:t>[المتن الفعلي: الوقائع / الأسباب / المنطوق] ===</w:t>
-        <w:br/>
-        <w:t>بنفسه لدى كاتب العدل وتخارج من الشركة وأقر صراحة بأنه قد استوفي حقة من</w:t>
-      </w:r>
-    </w:p>
-    <w:p>
-      <w:pPr>
-        <w:jc w:val="right"/>
-        <w:bidi/>
-      </w:pPr>
-      <w:r>
-        <w:rPr>
-          <w:b w:val="0"/>
-          <w:i w:val="0"/>
-        </w:rPr>
-        <w:t>ربتعيو ةكرشلا يف ديدجلا كيرشلا يرتشملا فرطلا لبق</w:t>
-      </w:r>
-    </w:p>
-    <w:p>
-      <w:pPr>
-        <w:jc w:val="right"/>
-        <w:bidi/>
-      </w:pPr>
-      <w:r>
-        <w:rPr>
-          <w:b w:val="0"/>
-          <w:i w:val="0"/>
-        </w:rPr>
-        <w:t>فرطلا ةمذلا ءارباو ةيئاهنو ةمات ةصلاخم ةباثمب هعيقوت</w:t>
-      </w:r>
-    </w:p>
-    <w:p>
-      <w:pPr>
-        <w:jc w:val="right"/>
-        <w:bidi/>
-      </w:pPr>
-      <w:r>
-        <w:rPr>
-          <w:b w:val="0"/>
-          <w:i w:val="0"/>
-        </w:rPr>
-        <w:t>المشتري موكلنا - ) مستند رقم ٤ .</w:t>
-      </w:r>
-    </w:p>
-    <w:p>
-      <w:pPr>
-        <w:jc w:val="right"/>
-        <w:bidi/>
-      </w:pPr>
-      <w:r>
-        <w:rPr>
-          <w:b w:val="0"/>
-          <w:i w:val="0"/>
-        </w:rPr>
-        <w:t>مكتب المحامي</w:t>
-      </w:r>
-    </w:p>
-    <w:p>
-      <w:pPr>
-        <w:jc w:val="right"/>
-        <w:bidi/>
-      </w:pPr>
-      <w:r>
-        <w:rPr>
-          <w:b w:val="0"/>
-          <w:i w:val="0"/>
-        </w:rPr>
-        <w:t>دشار وبأ يماس دلاخ</w:t>
-      </w:r>
-    </w:p>
-    <w:p>
-      <w:pPr>
-        <w:jc w:val="right"/>
-        <w:bidi/>
-      </w:pPr>
-      <w:r>
-        <w:rPr>
-          <w:b w:val="0"/>
-          <w:i w:val="0"/>
-        </w:rPr>
-        <w:t>ةاماحملاو ةينوناقلا تاراشتسإلل</w:t>
-      </w:r>
-    </w:p>
-    <w:p>
-      <w:pPr>
-        <w:jc w:val="right"/>
-        <w:bidi/>
-      </w:pPr>
-      <w:r>
-        <w:rPr>
-          <w:b w:val="0"/>
-          <w:i w:val="0"/>
-        </w:rPr>
-        <w:t>وأبودات</w:t>
-      </w:r>
-    </w:p>
-    <w:p>
-      <w:pPr>
-        <w:jc w:val="right"/>
-        <w:bidi/>
-      </w:pPr>
-      <w:r>
-        <w:rPr>
-          <w:b w:val="0"/>
-          <w:i w:val="0"/>
-        </w:rPr>
-        <w:t>Law office of</w:t>
-      </w:r>
-    </w:p>
-    <w:p>
-      <w:pPr>
-        <w:jc w:val="right"/>
-        <w:bidi/>
-      </w:pPr>
-      <w:r>
-        <w:rPr>
-          <w:b w:val="0"/>
-          <w:i w:val="0"/>
-        </w:rPr>
-        <w:t>Khalid Sami Abu Rashed</w:t>
-      </w:r>
-    </w:p>
-    <w:p>
-      <w:pPr>
-        <w:jc w:val="right"/>
-        <w:bidi/>
-      </w:pPr>
-      <w:r>
-        <w:rPr>
-          <w:b w:val="0"/>
-          <w:i w:val="0"/>
-        </w:rPr>
-        <w:t>Legal Consultancy and Legal Profession</w:t>
-      </w:r>
-    </w:p>
-    <w:p>
-      <w:pPr>
-        <w:jc w:val="right"/>
-        <w:bidi/>
-      </w:pPr>
-      <w:r>
-        <w:rPr>
-          <w:b w:val="0"/>
-          <w:i w:val="0"/>
-        </w:rPr>
         <w:t>لذلك</w:t>
       </w:r>
     </w:p>
@@ -1462,7 +1442,7 @@
       <w:r>
         <w:t>[المتن الفعلي: الوقائع / الأسباب / المنطوق] ===</w:t>
         <w:br/>
-        <w:t>: ةيلاتلا انلكوم</w:t>
+        <w:t>موكلنا التالية :</w:t>
       </w:r>
     </w:p>
     <w:p>
@@ -1488,7 +1468,7 @@
           <w:b w:val="0"/>
           <w:i w:val="0"/>
         </w:rPr>
-        <w:t>تانيبلاب ةديؤملاو هالعأ اهيلإ راشملا تارربملاو</w:t>
+        <w:t>والمبررات المشار إليها أعلاه والمؤيدة بالبينات</w:t>
       </w:r>
     </w:p>
     <w:p>
@@ -1540,7 +1520,7 @@
           <w:b w:val="0"/>
           <w:i w:val="0"/>
         </w:rPr>
-        <w:t>. مكاطخ ددسو قحلا قاقحإل مكتليضف هللا قفو</w:t>
+        <w:t>وفق الله فضيلتكم لإحقاق الحق وسدد خطاكم .</w:t>
       </w:r>
     </w:p>
     <w:p>
@@ -1592,7 +1572,7 @@
           <w:b w:val="0"/>
           <w:i w:val="0"/>
         </w:rPr>
-        <w:t>دلاخ</w:t>
+        <w:t>خالد</w:t>
       </w:r>
     </w:p>
     <w:p>
@@ -1605,7 +1585,7 @@
           <w:b w:val="0"/>
           <w:i w:val="0"/>
         </w:rPr>
-        <w:t>دـــــشار وبأ يما</w:t>
+        <w:t>امي أبو راشـــــد</w:t>
       </w:r>
     </w:p>
     <w:p>
@@ -1618,7 +1598,7 @@
           <w:b w:val="0"/>
           <w:i w:val="0"/>
         </w:rPr>
-        <w:t>( ًاقباس) زيزعلا دبع كلملا ةعماجب نواعتم ذاتسأ - ةيدوعسلا لدعلا ةرازو ىدل دمتعم مكحم يجيلخلا نواعتلا سلجم لودل ميكحتلا زكرم ىدل دمتعم مكحم - ندنلب نييلودلا نيمكحملا دهعم وضع</w:t>
+        <w:t>عضو معهد المحكمين الدوليين بلندن - محكم معتمد لدى مركز التحكيم لدول مجلس التعاون الخليجي محكم معتمد لدى وزارة العدل السعودية - أستاذ متعاون بجامعة الملك عبد العزيز (سابقاً )</w:t>
       </w:r>
     </w:p>
     <w:sectPr>
